--- a/Dokumentáció_Időjárás.docx
+++ b/Dokumentáció_Időjárás.docx
@@ -15,16 +15,14 @@
         <w:rPr>
           <w:lang w:val="hu-HU"/>
         </w:rPr>
-        <w:t xml:space="preserve">Globális Városok Élhetőségi </w:t>
-      </w:r>
-      <w:proofErr w:type="spellStart"/>
-      <w:r>
-        <w:rPr>
-          <w:lang w:val="hu-HU"/>
-        </w:rPr>
-        <w:t>Pipeline</w:t>
-      </w:r>
-      <w:proofErr w:type="spellEnd"/>
+        <w:t xml:space="preserve">Városok </w:t>
+      </w:r>
+      <w:r>
+        <w:rPr>
+          <w:lang w:val="hu-HU"/>
+        </w:rPr>
+        <w:t>időjárás adatai</w:t>
+      </w:r>
     </w:p>
     <w:p>
       <w:pPr>
@@ -59,25 +57,7 @@
           <w:bCs/>
           <w:lang w:val="hu-HU"/>
         </w:rPr>
-        <w:t xml:space="preserve">Data </w:t>
-      </w:r>
-      <w:proofErr w:type="spellStart"/>
-      <w:r>
-        <w:rPr>
-          <w:b/>
-          <w:bCs/>
-          <w:lang w:val="hu-HU"/>
-        </w:rPr>
-        <w:t>Engineering</w:t>
-      </w:r>
-      <w:proofErr w:type="spellEnd"/>
-      <w:r>
-        <w:rPr>
-          <w:b/>
-          <w:bCs/>
-          <w:lang w:val="hu-HU"/>
-        </w:rPr>
-        <w:t xml:space="preserve"> Opcionális Házi Feladat</w:t>
+        <w:t>Data Engineering Opcionális Házi Feladat</w:t>
       </w:r>
     </w:p>
     <w:p>
@@ -99,77 +79,7 @@
         <w:rPr>
           <w:lang w:val="hu-HU"/>
         </w:rPr>
-        <w:t>Ez a projekt egy teljes, end-</w:t>
-      </w:r>
-      <w:proofErr w:type="spellStart"/>
-      <w:r>
-        <w:rPr>
-          <w:lang w:val="hu-HU"/>
-        </w:rPr>
-        <w:t>to</w:t>
-      </w:r>
-      <w:proofErr w:type="spellEnd"/>
-      <w:r>
-        <w:rPr>
-          <w:lang w:val="hu-HU"/>
-        </w:rPr>
-        <w:t xml:space="preserve">-end </w:t>
-      </w:r>
-      <w:proofErr w:type="spellStart"/>
-      <w:r>
-        <w:rPr>
-          <w:lang w:val="hu-HU"/>
-        </w:rPr>
-        <w:t>data</w:t>
-      </w:r>
-      <w:proofErr w:type="spellEnd"/>
-      <w:r>
-        <w:rPr>
-          <w:lang w:val="hu-HU"/>
-        </w:rPr>
-        <w:t xml:space="preserve"> </w:t>
-      </w:r>
-      <w:proofErr w:type="spellStart"/>
-      <w:r>
-        <w:rPr>
-          <w:lang w:val="hu-HU"/>
-        </w:rPr>
-        <w:t>engineering</w:t>
-      </w:r>
-      <w:proofErr w:type="spellEnd"/>
-      <w:r>
-        <w:rPr>
-          <w:lang w:val="hu-HU"/>
-        </w:rPr>
-        <w:t xml:space="preserve"> </w:t>
-      </w:r>
-      <w:proofErr w:type="spellStart"/>
-      <w:r>
-        <w:rPr>
-          <w:lang w:val="hu-HU"/>
-        </w:rPr>
-        <w:t>pipeline</w:t>
-      </w:r>
-      <w:proofErr w:type="spellEnd"/>
-      <w:r>
-        <w:rPr>
-          <w:lang w:val="hu-HU"/>
-        </w:rPr>
-        <w:t xml:space="preserve">, amely kiválasztott városok időjárási adatait és statikus metaadatait integrálja. A rendszer napi szinten gyűjt, tisztít és transzformál adatokat, hogy azokat egy adattárházban elemezhetővé és egy </w:t>
-      </w:r>
-      <w:proofErr w:type="spellStart"/>
-      <w:r>
-        <w:rPr>
-          <w:lang w:val="hu-HU"/>
-        </w:rPr>
-        <w:t>dashboardon</w:t>
-      </w:r>
-      <w:proofErr w:type="spellEnd"/>
-      <w:r>
-        <w:rPr>
-          <w:lang w:val="hu-HU"/>
-        </w:rPr>
-        <w:t xml:space="preserve"> vizualizálhatóvá tegye.</w:t>
+        <w:t>Ez a projekt egy teljes, end-to-end data engineering pipeline, amely kiválasztott városok időjárási adatait és statikus metaadatait integrálja. A rendszer napi szinten gyűjt, tisztít és transzformál adatokat, hogy azokat egy adattárházban elemezhetővé és egy dashboardon vizualizálhatóvá tegye.</w:t>
       </w:r>
     </w:p>
     <w:p>
@@ -207,35 +117,7 @@
         <w:rPr>
           <w:lang w:val="hu-HU"/>
         </w:rPr>
-        <w:t xml:space="preserve">A </w:t>
-      </w:r>
-      <w:proofErr w:type="spellStart"/>
-      <w:r>
-        <w:rPr>
-          <w:lang w:val="hu-HU"/>
-        </w:rPr>
-        <w:t>pipeline</w:t>
-      </w:r>
-      <w:proofErr w:type="spellEnd"/>
-      <w:r>
-        <w:rPr>
-          <w:lang w:val="hu-HU"/>
-        </w:rPr>
-        <w:t xml:space="preserve"> egy modern, lokális, </w:t>
-      </w:r>
-      <w:proofErr w:type="spellStart"/>
-      <w:r>
-        <w:rPr>
-          <w:lang w:val="hu-HU"/>
-        </w:rPr>
-        <w:t>konténerizált</w:t>
-      </w:r>
-      <w:proofErr w:type="spellEnd"/>
-      <w:r>
-        <w:rPr>
-          <w:lang w:val="hu-HU"/>
-        </w:rPr>
-        <w:t xml:space="preserve"> adatplatformot valósít meg az alábbi technológiák segítségével:</w:t>
+        <w:t>A pipeline egy modern, lokális, konténerizált adatplatformot valósít meg az alábbi technológiák segítségével:</w:t>
       </w:r>
     </w:p>
     <w:p>
@@ -270,25 +152,7 @@
           <w:bCs/>
           <w:lang w:val="hu-HU"/>
         </w:rPr>
-        <w:t>Adatforrások (</w:t>
-      </w:r>
-      <w:proofErr w:type="spellStart"/>
-      <w:r>
-        <w:rPr>
-          <w:b/>
-          <w:bCs/>
-          <w:lang w:val="hu-HU"/>
-        </w:rPr>
-        <w:t>Extract</w:t>
-      </w:r>
-      <w:proofErr w:type="spellEnd"/>
-      <w:r>
-        <w:rPr>
-          <w:b/>
-          <w:bCs/>
-          <w:lang w:val="hu-HU"/>
-        </w:rPr>
-        <w:t>):</w:t>
+        <w:t>Adatforrások (Extract):</w:t>
       </w:r>
       <w:r>
         <w:rPr>
@@ -321,21 +185,7 @@
         <w:rPr>
           <w:lang w:val="hu-HU"/>
         </w:rPr>
-        <w:t xml:space="preserve"> Open-</w:t>
-      </w:r>
-      <w:proofErr w:type="spellStart"/>
-      <w:r>
-        <w:rPr>
-          <w:lang w:val="hu-HU"/>
-        </w:rPr>
-        <w:t>Meteo</w:t>
-      </w:r>
-      <w:proofErr w:type="spellEnd"/>
-      <w:r>
-        <w:rPr>
-          <w:lang w:val="hu-HU"/>
-        </w:rPr>
-        <w:t xml:space="preserve"> API (szemistrukturált JSON adatok az aktuális időjárásról).</w:t>
+        <w:t xml:space="preserve"> Open-Meteo API (szemistrukturált JSON adatok az aktuális időjárásról).</w:t>
       </w:r>
     </w:p>
     <w:p>
@@ -418,41 +268,13 @@
           <w:lang w:val="hu-HU"/>
         </w:rPr>
       </w:pPr>
-      <w:proofErr w:type="spellStart"/>
       <w:r>
         <w:rPr>
           <w:b/>
           <w:bCs/>
           <w:lang w:val="hu-HU"/>
         </w:rPr>
-        <w:t>Landing</w:t>
-      </w:r>
-      <w:proofErr w:type="spellEnd"/>
-      <w:r>
-        <w:rPr>
-          <w:b/>
-          <w:bCs/>
-          <w:lang w:val="hu-HU"/>
-        </w:rPr>
-        <w:t xml:space="preserve"> </w:t>
-      </w:r>
-      <w:proofErr w:type="spellStart"/>
-      <w:r>
-        <w:rPr>
-          <w:b/>
-          <w:bCs/>
-          <w:lang w:val="hu-HU"/>
-        </w:rPr>
-        <w:t>Zone</w:t>
-      </w:r>
-      <w:proofErr w:type="spellEnd"/>
-      <w:r>
-        <w:rPr>
-          <w:b/>
-          <w:bCs/>
-          <w:lang w:val="hu-HU"/>
-        </w:rPr>
-        <w:t>:</w:t>
+        <w:t>Landing Zone:</w:t>
       </w:r>
       <w:r>
         <w:rPr>
@@ -460,53 +282,19 @@
         </w:rPr>
         <w:t xml:space="preserve"> Lokális fájlrendszer (</w:t>
       </w:r>
-      <w:proofErr w:type="spellStart"/>
       <w:r>
         <w:rPr>
           <w:rFonts w:ascii="Courier New" w:eastAsia="Courier New" w:hAnsi="Courier New" w:cs="Courier New"/>
           <w:shd w:val="clear" w:color="auto" w:fill="F1F5F9"/>
           <w:lang w:val="hu-HU"/>
         </w:rPr>
-        <w:t>data</w:t>
-      </w:r>
-      <w:proofErr w:type="spellEnd"/>
-      <w:r>
-        <w:rPr>
-          <w:rFonts w:ascii="Courier New" w:eastAsia="Courier New" w:hAnsi="Courier New" w:cs="Courier New"/>
-          <w:shd w:val="clear" w:color="auto" w:fill="F1F5F9"/>
-          <w:lang w:val="hu-HU"/>
-        </w:rPr>
-        <w:t>/</w:t>
-      </w:r>
-      <w:proofErr w:type="spellStart"/>
-      <w:r>
-        <w:rPr>
-          <w:rFonts w:ascii="Courier New" w:eastAsia="Courier New" w:hAnsi="Courier New" w:cs="Courier New"/>
-          <w:shd w:val="clear" w:color="auto" w:fill="F1F5F9"/>
-          <w:lang w:val="hu-HU"/>
-        </w:rPr>
-        <w:t>landing_zone</w:t>
-      </w:r>
-      <w:proofErr w:type="spellEnd"/>
-      <w:r>
-        <w:rPr>
-          <w:lang w:val="hu-HU"/>
-        </w:rPr>
-        <w:t>), ahová az API-</w:t>
-      </w:r>
-      <w:proofErr w:type="spellStart"/>
-      <w:r>
-        <w:rPr>
-          <w:lang w:val="hu-HU"/>
-        </w:rPr>
-        <w:t>ból</w:t>
-      </w:r>
-      <w:proofErr w:type="spellEnd"/>
-      <w:r>
-        <w:rPr>
-          <w:lang w:val="hu-HU"/>
-        </w:rPr>
-        <w:t xml:space="preserve"> kinyert nyers JSON fájlok érkeznek</w:t>
+        <w:t>data/landing_zone</w:t>
+      </w:r>
+      <w:r>
+        <w:rPr>
+          <w:lang w:val="hu-HU"/>
+        </w:rPr>
+        <w:t>), ahová az API-ból kinyert nyers JSON fájlok érkeznek</w:t>
       </w:r>
       <w:r>
         <w:rPr>
@@ -533,45 +321,13 @@
           <w:bCs/>
           <w:lang w:val="hu-HU"/>
         </w:rPr>
-        <w:t xml:space="preserve">Data </w:t>
-      </w:r>
-      <w:proofErr w:type="spellStart"/>
-      <w:r>
-        <w:rPr>
-          <w:b/>
-          <w:bCs/>
-          <w:lang w:val="hu-HU"/>
-        </w:rPr>
-        <w:t>Warehouse</w:t>
-      </w:r>
-      <w:proofErr w:type="spellEnd"/>
-      <w:r>
-        <w:rPr>
-          <w:b/>
-          <w:bCs/>
-          <w:lang w:val="hu-HU"/>
-        </w:rPr>
-        <w:t>:</w:t>
-      </w:r>
-      <w:r>
-        <w:rPr>
-          <w:lang w:val="hu-HU"/>
-        </w:rPr>
-        <w:t xml:space="preserve"> </w:t>
-      </w:r>
-      <w:proofErr w:type="spellStart"/>
-      <w:r>
-        <w:rPr>
-          <w:lang w:val="hu-HU"/>
-        </w:rPr>
-        <w:t>PostgreSQL</w:t>
-      </w:r>
-      <w:proofErr w:type="spellEnd"/>
-      <w:r>
-        <w:rPr>
-          <w:lang w:val="hu-HU"/>
-        </w:rPr>
-        <w:t xml:space="preserve"> relációs adatbázis, amely egy optimalizált csillag sémát tárol.</w:t>
+        <w:t>Data Warehouse:</w:t>
+      </w:r>
+      <w:r>
+        <w:rPr>
+          <w:lang w:val="hu-HU"/>
+        </w:rPr>
+        <w:t xml:space="preserve"> PostgreSQL relációs adatbázis, amely egy optimalizált csillag sémát tárol.</w:t>
       </w:r>
     </w:p>
     <w:p>
@@ -592,73 +348,13 @@
           <w:bCs/>
           <w:lang w:val="hu-HU"/>
         </w:rPr>
-        <w:t>Transzformáció (</w:t>
-      </w:r>
-      <w:proofErr w:type="spellStart"/>
-      <w:r>
-        <w:rPr>
-          <w:b/>
-          <w:bCs/>
-          <w:lang w:val="hu-HU"/>
-        </w:rPr>
-        <w:t>Transform</w:t>
-      </w:r>
-      <w:proofErr w:type="spellEnd"/>
-      <w:r>
-        <w:rPr>
-          <w:b/>
-          <w:bCs/>
-          <w:lang w:val="hu-HU"/>
-        </w:rPr>
-        <w:t>):</w:t>
-      </w:r>
-      <w:r>
-        <w:rPr>
-          <w:lang w:val="hu-HU"/>
-        </w:rPr>
-        <w:t xml:space="preserve"> Python (</w:t>
-      </w:r>
-      <w:proofErr w:type="spellStart"/>
-      <w:r>
-        <w:rPr>
-          <w:lang w:val="hu-HU"/>
-        </w:rPr>
-        <w:t>Pandas</w:t>
-      </w:r>
-      <w:proofErr w:type="spellEnd"/>
-      <w:r>
-        <w:rPr>
-          <w:lang w:val="hu-HU"/>
-        </w:rPr>
-        <w:t>) alapú feldolgozás. A szemistrukturált adatok lapítása (</w:t>
-      </w:r>
-      <w:proofErr w:type="spellStart"/>
-      <w:r>
-        <w:rPr>
-          <w:lang w:val="hu-HU"/>
-        </w:rPr>
-        <w:t>flattening</w:t>
-      </w:r>
-      <w:proofErr w:type="spellEnd"/>
-      <w:r>
-        <w:rPr>
-          <w:lang w:val="hu-HU"/>
-        </w:rPr>
-        <w:t xml:space="preserve">), null-értékek kezelése, típuskonverziók és </w:t>
-      </w:r>
-      <w:proofErr w:type="spellStart"/>
-      <w:r>
-        <w:rPr>
-          <w:lang w:val="hu-HU"/>
-        </w:rPr>
-        <w:t>aggregációk</w:t>
-      </w:r>
-      <w:proofErr w:type="spellEnd"/>
-      <w:r>
-        <w:rPr>
-          <w:lang w:val="hu-HU"/>
-        </w:rPr>
-        <w:t xml:space="preserve"> elvégzése történik a betöltés előtt.</w:t>
+        <w:t>Transzformáció (Transform):</w:t>
+      </w:r>
+      <w:r>
+        <w:rPr>
+          <w:lang w:val="hu-HU"/>
+        </w:rPr>
+        <w:t xml:space="preserve"> Python (Pandas) alapú feldolgozás. A szemistrukturált adatok lapítása (flattening), null-értékek kezelése, típuskonverziók és aggregációk elvégzése történik a betöltés előtt.</w:t>
       </w:r>
     </w:p>
     <w:p>
@@ -673,75 +369,19 @@
           <w:lang w:val="hu-HU"/>
         </w:rPr>
       </w:pPr>
-      <w:proofErr w:type="spellStart"/>
       <w:r>
         <w:rPr>
           <w:b/>
           <w:bCs/>
           <w:lang w:val="hu-HU"/>
         </w:rPr>
-        <w:t>Orkesztráció</w:t>
-      </w:r>
-      <w:proofErr w:type="spellEnd"/>
-      <w:r>
-        <w:rPr>
-          <w:b/>
-          <w:bCs/>
-          <w:lang w:val="hu-HU"/>
-        </w:rPr>
-        <w:t xml:space="preserve"> (</w:t>
-      </w:r>
-      <w:proofErr w:type="spellStart"/>
-      <w:r>
-        <w:rPr>
-          <w:b/>
-          <w:bCs/>
-          <w:lang w:val="hu-HU"/>
-        </w:rPr>
-        <w:t>Orchestration</w:t>
-      </w:r>
-      <w:proofErr w:type="spellEnd"/>
-      <w:r>
-        <w:rPr>
-          <w:b/>
-          <w:bCs/>
-          <w:lang w:val="hu-HU"/>
-        </w:rPr>
-        <w:t>):</w:t>
-      </w:r>
-      <w:r>
-        <w:rPr>
-          <w:lang w:val="hu-HU"/>
-        </w:rPr>
-        <w:t xml:space="preserve"> </w:t>
-      </w:r>
-      <w:proofErr w:type="spellStart"/>
-      <w:r>
-        <w:rPr>
-          <w:lang w:val="hu-HU"/>
-        </w:rPr>
-        <w:t>Apache</w:t>
-      </w:r>
-      <w:proofErr w:type="spellEnd"/>
-      <w:r>
-        <w:rPr>
-          <w:lang w:val="hu-HU"/>
-        </w:rPr>
-        <w:t xml:space="preserve"> Airflow. Kezeli a feladatok (</w:t>
-      </w:r>
-      <w:proofErr w:type="spellStart"/>
-      <w:r>
-        <w:rPr>
-          <w:lang w:val="hu-HU"/>
-        </w:rPr>
-        <w:t>taskok</w:t>
-      </w:r>
-      <w:proofErr w:type="spellEnd"/>
-      <w:r>
-        <w:rPr>
-          <w:lang w:val="hu-HU"/>
-        </w:rPr>
-        <w:t>) függőségét, ütemezését (</w:t>
+        <w:t>Orkesztráció (Orchestration):</w:t>
+      </w:r>
+      <w:r>
+        <w:rPr>
+          <w:lang w:val="hu-HU"/>
+        </w:rPr>
+        <w:t xml:space="preserve"> Apache Airflow. Kezeli a feladatok (taskok) függőségét, ütemezését (</w:t>
       </w:r>
       <w:r>
         <w:rPr>
@@ -749,33 +389,11 @@
         </w:rPr>
         <w:t xml:space="preserve">fél </w:t>
       </w:r>
-      <w:proofErr w:type="spellStart"/>
-      <w:r>
-        <w:rPr>
-          <w:lang w:val="hu-HU"/>
-        </w:rPr>
-        <w:t>óránkénti</w:t>
-      </w:r>
-      <w:proofErr w:type="spellEnd"/>
-      <w:r>
-        <w:rPr>
-          <w:lang w:val="hu-HU"/>
-        </w:rPr>
-        <w:t xml:space="preserve"> futás) és biztosítja a folyamat </w:t>
-      </w:r>
-      <w:proofErr w:type="spellStart"/>
-      <w:r>
-        <w:rPr>
-          <w:lang w:val="hu-HU"/>
-        </w:rPr>
-        <w:t>idempotenciáját</w:t>
-      </w:r>
-      <w:proofErr w:type="spellEnd"/>
-      <w:r>
-        <w:rPr>
-          <w:lang w:val="hu-HU"/>
-        </w:rPr>
-        <w:t>.</w:t>
+      <w:r>
+        <w:rPr>
+          <w:lang w:val="hu-HU"/>
+        </w:rPr>
+        <w:t>óránkénti futás) és biztosítja a folyamat idempotenciáját.</w:t>
       </w:r>
     </w:p>
     <w:p>
@@ -796,59 +414,13 @@
           <w:bCs/>
           <w:lang w:val="hu-HU"/>
         </w:rPr>
-        <w:t>Vizualizáció (</w:t>
-      </w:r>
-      <w:proofErr w:type="spellStart"/>
-      <w:r>
-        <w:rPr>
-          <w:b/>
-          <w:bCs/>
-          <w:lang w:val="hu-HU"/>
-        </w:rPr>
-        <w:t>Serving</w:t>
-      </w:r>
-      <w:proofErr w:type="spellEnd"/>
-      <w:r>
-        <w:rPr>
-          <w:b/>
-          <w:bCs/>
-          <w:lang w:val="hu-HU"/>
-        </w:rPr>
-        <w:t>):</w:t>
-      </w:r>
-      <w:r>
-        <w:rPr>
-          <w:lang w:val="hu-HU"/>
-        </w:rPr>
-        <w:t xml:space="preserve"> </w:t>
-      </w:r>
-      <w:proofErr w:type="spellStart"/>
-      <w:r>
-        <w:rPr>
-          <w:lang w:val="hu-HU"/>
-        </w:rPr>
-        <w:t>Metabase</w:t>
-      </w:r>
-      <w:proofErr w:type="spellEnd"/>
-      <w:r>
-        <w:rPr>
-          <w:lang w:val="hu-HU"/>
-        </w:rPr>
-        <w:t xml:space="preserve">, amellyel az adatbázisra csatlakozva interaktív </w:t>
-      </w:r>
-      <w:proofErr w:type="spellStart"/>
-      <w:r>
-        <w:rPr>
-          <w:lang w:val="hu-HU"/>
-        </w:rPr>
-        <w:t>dashboardok</w:t>
-      </w:r>
-      <w:proofErr w:type="spellEnd"/>
-      <w:r>
-        <w:rPr>
-          <w:lang w:val="hu-HU"/>
-        </w:rPr>
-        <w:t xml:space="preserve"> készíthetők.</w:t>
+        <w:t>Vizualizáció (Serving):</w:t>
+      </w:r>
+      <w:r>
+        <w:rPr>
+          <w:lang w:val="hu-HU"/>
+        </w:rPr>
+        <w:t xml:space="preserve"> Metabase, amellyel az adatbázisra csatlakozva interaktív dashboardok készíthetők.</w:t>
       </w:r>
     </w:p>
     <w:p>
@@ -875,49 +447,7 @@
         <w:rPr>
           <w:lang w:val="hu-HU"/>
         </w:rPr>
-        <w:t xml:space="preserve"> Docker </w:t>
-      </w:r>
-      <w:proofErr w:type="spellStart"/>
-      <w:r>
-        <w:rPr>
-          <w:lang w:val="hu-HU"/>
-        </w:rPr>
-        <w:t>Compose</w:t>
-      </w:r>
-      <w:proofErr w:type="spellEnd"/>
-      <w:r>
-        <w:rPr>
-          <w:lang w:val="hu-HU"/>
-        </w:rPr>
-        <w:t>. Az egész rendszer (</w:t>
-      </w:r>
-      <w:proofErr w:type="spellStart"/>
-      <w:r>
-        <w:rPr>
-          <w:lang w:val="hu-HU"/>
-        </w:rPr>
-        <w:t>Postgres</w:t>
-      </w:r>
-      <w:proofErr w:type="spellEnd"/>
-      <w:r>
-        <w:rPr>
-          <w:lang w:val="hu-HU"/>
-        </w:rPr>
-        <w:t xml:space="preserve">, Airflow, </w:t>
-      </w:r>
-      <w:proofErr w:type="spellStart"/>
-      <w:r>
-        <w:rPr>
-          <w:lang w:val="hu-HU"/>
-        </w:rPr>
-        <w:t>Metabase</w:t>
-      </w:r>
-      <w:proofErr w:type="spellEnd"/>
-      <w:r>
-        <w:rPr>
-          <w:lang w:val="hu-HU"/>
-        </w:rPr>
-        <w:t>) egyetlen paranccsal, reprodukálhatóan elindítható.</w:t>
+        <w:t xml:space="preserve"> Docker Compose. Az egész rendszer (Postgres, Airflow, Metabase) egyetlen paranccsal, reprodukálhatóan elindítható.</w:t>
       </w:r>
     </w:p>
     <w:p>
@@ -985,35 +515,7 @@
         <w:rPr>
           <w:lang w:val="hu-HU"/>
         </w:rPr>
-        <w:t xml:space="preserve">Az adattárház tervezése során a klasszikus </w:t>
-      </w:r>
-      <w:proofErr w:type="spellStart"/>
-      <w:r>
-        <w:rPr>
-          <w:lang w:val="hu-HU"/>
-        </w:rPr>
-        <w:t>Kimball</w:t>
-      </w:r>
-      <w:proofErr w:type="spellEnd"/>
-      <w:r>
-        <w:rPr>
-          <w:lang w:val="hu-HU"/>
-        </w:rPr>
-        <w:t xml:space="preserve">-féle csillag sémát (Star </w:t>
-      </w:r>
-      <w:proofErr w:type="spellStart"/>
-      <w:r>
-        <w:rPr>
-          <w:lang w:val="hu-HU"/>
-        </w:rPr>
-        <w:t>Schema</w:t>
-      </w:r>
-      <w:proofErr w:type="spellEnd"/>
-      <w:r>
-        <w:rPr>
-          <w:lang w:val="hu-HU"/>
-        </w:rPr>
-        <w:t>) alkalmazt</w:t>
+        <w:t>Az adattárház tervezése során a klasszikus Kimball-féle csillag sémát (Star Schema) alkalmazt</w:t>
       </w:r>
       <w:r>
         <w:rPr>
@@ -1124,79 +626,59 @@
           <w:shd w:val="clear" w:color="auto" w:fill="F1F5F9"/>
           <w:lang w:val="hu-HU"/>
         </w:rPr>
-        <w:t>.</w:t>
-      </w:r>
-      <w:proofErr w:type="spellStart"/>
+        <w:t>.env</w:t>
+      </w:r>
+      <w:proofErr w:type="gramEnd"/>
       <w:r>
         <w:rPr>
           <w:rFonts w:ascii="Courier New" w:eastAsia="Courier New" w:hAnsi="Courier New" w:cs="Courier New"/>
           <w:shd w:val="clear" w:color="auto" w:fill="F1F5F9"/>
           <w:lang w:val="hu-HU"/>
         </w:rPr>
-        <w:t>env</w:t>
+        <w:t>.example</w:t>
+      </w:r>
+      <w:r>
+        <w:rPr>
+          <w:lang w:val="hu-HU"/>
+        </w:rPr>
+        <w:t xml:space="preserve"> fájl nevét át</w:t>
+      </w:r>
+      <w:r>
+        <w:rPr>
+          <w:lang w:val="hu-HU"/>
+        </w:rPr>
+        <w:t xml:space="preserve"> kell </w:t>
+      </w:r>
+      <w:r>
+        <w:rPr>
+          <w:lang w:val="hu-HU"/>
+        </w:rPr>
+        <w:t>írni</w:t>
+      </w:r>
+      <w:r>
+        <w:rPr>
+          <w:lang w:val="hu-HU"/>
+        </w:rPr>
+        <w:t xml:space="preserve"> </w:t>
+      </w:r>
+      <w:proofErr w:type="gramStart"/>
+      <w:r>
+        <w:rPr>
+          <w:lang w:val="hu-HU"/>
+        </w:rPr>
+        <w:t xml:space="preserve">  </w:t>
+      </w:r>
+      <w:r>
+        <w:rPr>
+          <w:rFonts w:ascii="Courier New" w:eastAsia="Courier New" w:hAnsi="Courier New" w:cs="Courier New"/>
+          <w:shd w:val="clear" w:color="auto" w:fill="F1F5F9"/>
+          <w:lang w:val="hu-HU"/>
+        </w:rPr>
+        <w:t>.env</w:t>
       </w:r>
       <w:proofErr w:type="gramEnd"/>
       <w:r>
         <w:rPr>
-          <w:rFonts w:ascii="Courier New" w:eastAsia="Courier New" w:hAnsi="Courier New" w:cs="Courier New"/>
-          <w:shd w:val="clear" w:color="auto" w:fill="F1F5F9"/>
-          <w:lang w:val="hu-HU"/>
-        </w:rPr>
-        <w:t>.example</w:t>
-      </w:r>
-      <w:proofErr w:type="spellEnd"/>
-      <w:r>
-        <w:rPr>
-          <w:lang w:val="hu-HU"/>
-        </w:rPr>
-        <w:t xml:space="preserve"> fájl nevét át</w:t>
-      </w:r>
-      <w:r>
-        <w:rPr>
-          <w:lang w:val="hu-HU"/>
-        </w:rPr>
-        <w:t xml:space="preserve"> kell </w:t>
-      </w:r>
-      <w:r>
-        <w:rPr>
-          <w:lang w:val="hu-HU"/>
-        </w:rPr>
-        <w:t>írni</w:t>
-      </w:r>
-      <w:r>
-        <w:rPr>
-          <w:lang w:val="hu-HU"/>
-        </w:rPr>
-        <w:t xml:space="preserve"> </w:t>
-      </w:r>
-      <w:proofErr w:type="gramStart"/>
-      <w:r>
-        <w:rPr>
-          <w:lang w:val="hu-HU"/>
-        </w:rPr>
-        <w:t xml:space="preserve">  </w:t>
-      </w:r>
-      <w:r>
-        <w:rPr>
-          <w:rFonts w:ascii="Courier New" w:eastAsia="Courier New" w:hAnsi="Courier New" w:cs="Courier New"/>
-          <w:shd w:val="clear" w:color="auto" w:fill="F1F5F9"/>
-          <w:lang w:val="hu-HU"/>
-        </w:rPr>
-        <w:t>.</w:t>
-      </w:r>
-      <w:proofErr w:type="spellStart"/>
-      <w:r>
-        <w:rPr>
-          <w:rFonts w:ascii="Courier New" w:eastAsia="Courier New" w:hAnsi="Courier New" w:cs="Courier New"/>
-          <w:shd w:val="clear" w:color="auto" w:fill="F1F5F9"/>
-          <w:lang w:val="hu-HU"/>
-        </w:rPr>
-        <w:t>env</w:t>
-      </w:r>
-      <w:proofErr w:type="spellEnd"/>
-      <w:proofErr w:type="gramEnd"/>
-      <w:r>
-        <w:rPr>
           <w:lang w:val="hu-HU"/>
         </w:rPr>
         <w:t>-re, vagy hozz létre egy sajátot a szükséges változókkal.</w:t>
@@ -1213,21 +695,7 @@
         <w:rPr>
           <w:lang w:val="hu-HU"/>
         </w:rPr>
-        <w:t xml:space="preserve">A projekt teljes infrastruktúrája </w:t>
-      </w:r>
-      <w:proofErr w:type="spellStart"/>
-      <w:r>
-        <w:rPr>
-          <w:lang w:val="hu-HU"/>
-        </w:rPr>
-        <w:t>konténerizálva</w:t>
-      </w:r>
-      <w:proofErr w:type="spellEnd"/>
-      <w:r>
-        <w:rPr>
-          <w:lang w:val="hu-HU"/>
-        </w:rPr>
-        <w:t xml:space="preserve"> van, így a futtatása mindössze pár lépésből áll:</w:t>
+        <w:t>A projekt teljes infrastruktúrája konténerizálva van, így a futtatása mindössze pár lépésből áll:</w:t>
       </w:r>
     </w:p>
     <w:p>
@@ -1250,7 +718,6 @@
         </w:rPr>
         <w:t xml:space="preserve"> </w:t>
       </w:r>
-      <w:proofErr w:type="spellStart"/>
       <w:r>
         <w:rPr>
           <w:b/>
@@ -1258,52 +725,57 @@
           <w:highlight w:val="lightGray"/>
           <w:lang w:val="hu-HU"/>
         </w:rPr>
-        <w:t>docker-compose</w:t>
-      </w:r>
-      <w:proofErr w:type="spellEnd"/>
+        <w:t>docker-compose up -d</w:t>
+      </w:r>
+    </w:p>
+    <w:p>
+      <w:pPr>
+        <w:spacing w:after="100"/>
+        <w:ind w:left="20"/>
+        <w:rPr>
+          <w:lang w:val="hu-HU"/>
+        </w:rPr>
+      </w:pPr>
+      <w:r>
+        <w:rPr>
+          <w:lang w:val="hu-HU"/>
+        </w:rPr>
+        <w:t xml:space="preserve">2. Ezt követően nyisd meg a </w:t>
+      </w:r>
+      <w:r>
+        <w:rPr>
+          <w:rFonts w:ascii="Courier New" w:eastAsia="Courier New" w:hAnsi="Courier New" w:cs="Courier New"/>
+          <w:shd w:val="clear" w:color="auto" w:fill="F1F5F9"/>
+          <w:lang w:val="hu-HU"/>
+        </w:rPr>
+        <w:t>http://localhost:8080</w:t>
+      </w:r>
+      <w:r>
+        <w:rPr>
+          <w:lang w:val="hu-HU"/>
+        </w:rPr>
+        <w:t xml:space="preserve"> címet a böngészőben. Itt éred el az </w:t>
+      </w:r>
       <w:r>
         <w:rPr>
           <w:b/>
           <w:bCs/>
-          <w:highlight w:val="lightGray"/>
-          <w:lang w:val="hu-HU"/>
-        </w:rPr>
-        <w:t xml:space="preserve"> </w:t>
-      </w:r>
-      <w:proofErr w:type="spellStart"/>
-      <w:r>
-        <w:rPr>
-          <w:b/>
-          <w:bCs/>
-          <w:highlight w:val="lightGray"/>
-          <w:lang w:val="hu-HU"/>
-        </w:rPr>
-        <w:t>up</w:t>
-      </w:r>
-      <w:proofErr w:type="spellEnd"/>
-      <w:r>
-        <w:rPr>
-          <w:b/>
-          <w:bCs/>
-          <w:highlight w:val="lightGray"/>
-          <w:lang w:val="hu-HU"/>
-        </w:rPr>
-        <w:t xml:space="preserve"> -d</w:t>
-      </w:r>
-    </w:p>
-    <w:p>
-      <w:pPr>
-        <w:spacing w:after="100"/>
-        <w:ind w:left="20"/>
-        <w:rPr>
-          <w:lang w:val="hu-HU"/>
-        </w:rPr>
-      </w:pPr>
-      <w:r>
-        <w:rPr>
-          <w:lang w:val="hu-HU"/>
-        </w:rPr>
-        <w:t xml:space="preserve">2. Ezt követően nyisd meg a </w:t>
+          <w:lang w:val="hu-HU"/>
+        </w:rPr>
+        <w:t>Airflow</w:t>
+      </w:r>
+      <w:r>
+        <w:rPr>
+          <w:lang w:val="hu-HU"/>
+        </w:rPr>
+        <w:t xml:space="preserve"> grafikus felületét. </w:t>
+      </w:r>
+      <w:proofErr w:type="gramStart"/>
+      <w:r>
+        <w:rPr>
+          <w:lang w:val="hu-HU"/>
+        </w:rPr>
+        <w:t xml:space="preserve">A </w:t>
       </w:r>
       <w:r>
         <w:rPr>
@@ -1311,53 +783,8 @@
           <w:shd w:val="clear" w:color="auto" w:fill="F1F5F9"/>
           <w:lang w:val="hu-HU"/>
         </w:rPr>
-        <w:t>http://localhost:8080</w:t>
-      </w:r>
-      <w:r>
-        <w:rPr>
-          <w:lang w:val="hu-HU"/>
-        </w:rPr>
-        <w:t xml:space="preserve"> címet a böngészőben. Itt éred el az </w:t>
-      </w:r>
-      <w:r>
-        <w:rPr>
-          <w:b/>
-          <w:bCs/>
-          <w:lang w:val="hu-HU"/>
-        </w:rPr>
-        <w:t>Airflow</w:t>
-      </w:r>
-      <w:r>
-        <w:rPr>
-          <w:lang w:val="hu-HU"/>
-        </w:rPr>
-        <w:t xml:space="preserve"> grafikus felületét. </w:t>
-      </w:r>
-      <w:proofErr w:type="gramStart"/>
-      <w:r>
-        <w:rPr>
-          <w:lang w:val="hu-HU"/>
-        </w:rPr>
-        <w:t xml:space="preserve">A </w:t>
-      </w:r>
-      <w:r>
-        <w:rPr>
-          <w:rFonts w:ascii="Courier New" w:eastAsia="Courier New" w:hAnsi="Courier New" w:cs="Courier New"/>
-          <w:shd w:val="clear" w:color="auto" w:fill="F1F5F9"/>
-          <w:lang w:val="hu-HU"/>
-        </w:rPr>
-        <w:t>.</w:t>
-      </w:r>
-      <w:proofErr w:type="spellStart"/>
-      <w:r>
-        <w:rPr>
-          <w:rFonts w:ascii="Courier New" w:eastAsia="Courier New" w:hAnsi="Courier New" w:cs="Courier New"/>
-          <w:shd w:val="clear" w:color="auto" w:fill="F1F5F9"/>
-          <w:lang w:val="hu-HU"/>
-        </w:rPr>
-        <w:t>env</w:t>
-      </w:r>
-      <w:proofErr w:type="spellEnd"/>
+        <w:t>.env</w:t>
+      </w:r>
       <w:proofErr w:type="gramEnd"/>
       <w:r>
         <w:rPr>
@@ -1436,34 +863,14 @@
         </w:rPr>
         <w:t xml:space="preserve">3. Az analitikai adatbázisra kötött </w:t>
       </w:r>
-      <w:proofErr w:type="spellStart"/>
       <w:r>
         <w:rPr>
           <w:b/>
           <w:bCs/>
           <w:lang w:val="hu-HU"/>
         </w:rPr>
-        <w:t>Metabase</w:t>
-      </w:r>
-      <w:proofErr w:type="spellEnd"/>
-      <w:r>
-        <w:rPr>
-          <w:b/>
-          <w:bCs/>
-          <w:lang w:val="hu-HU"/>
-        </w:rPr>
-        <w:t xml:space="preserve"> BI </w:t>
-      </w:r>
-      <w:proofErr w:type="spellStart"/>
-      <w:r>
-        <w:rPr>
-          <w:b/>
-          <w:bCs/>
-          <w:lang w:val="hu-HU"/>
-        </w:rPr>
-        <w:t>Dashboardot</w:t>
-      </w:r>
-      <w:proofErr w:type="spellEnd"/>
+        <w:t>Metabase BI Dashboardot</w:t>
+      </w:r>
       <w:r>
         <w:rPr>
           <w:lang w:val="hu-HU"/>
@@ -1496,47 +903,23 @@
           <w:lang w:val="hu-HU"/>
         </w:rPr>
         <w:lastRenderedPageBreak/>
+        <w:t xml:space="preserve">a Metabase kérni fogja az adatbázis-kapcsolat beállítását. Ehhez a következő adatokat kell megadni (a Docker hálózat és </w:t>
+      </w:r>
+      <w:proofErr w:type="gramStart"/>
+      <w:r>
+        <w:rPr>
+          <w:lang w:val="hu-HU"/>
+        </w:rPr>
         <w:t xml:space="preserve">a </w:t>
       </w:r>
-      <w:proofErr w:type="spellStart"/>
-      <w:r>
-        <w:rPr>
-          <w:lang w:val="hu-HU"/>
-        </w:rPr>
-        <w:t>Metabase</w:t>
-      </w:r>
-      <w:proofErr w:type="spellEnd"/>
-      <w:r>
-        <w:rPr>
-          <w:lang w:val="hu-HU"/>
-        </w:rPr>
-        <w:t xml:space="preserve"> kérni fogja az adatbázis-kapcsolat beállítását. Ehhez a következő adatokat kell megadni (a Docker hálózat és </w:t>
-      </w:r>
-      <w:proofErr w:type="gramStart"/>
-      <w:r>
-        <w:rPr>
-          <w:lang w:val="hu-HU"/>
-        </w:rPr>
-        <w:t xml:space="preserve">a </w:t>
-      </w:r>
       <w:r>
         <w:rPr>
           <w:rFonts w:ascii="Courier New" w:eastAsia="Courier New" w:hAnsi="Courier New" w:cs="Courier New"/>
           <w:shd w:val="clear" w:color="auto" w:fill="F1F5F9"/>
           <w:lang w:val="hu-HU"/>
         </w:rPr>
-        <w:t>.</w:t>
-      </w:r>
-      <w:proofErr w:type="spellStart"/>
-      <w:r>
-        <w:rPr>
-          <w:rFonts w:ascii="Courier New" w:eastAsia="Courier New" w:hAnsi="Courier New" w:cs="Courier New"/>
-          <w:shd w:val="clear" w:color="auto" w:fill="F1F5F9"/>
-          <w:lang w:val="hu-HU"/>
-        </w:rPr>
-        <w:t>env</w:t>
-      </w:r>
-      <w:proofErr w:type="spellEnd"/>
+        <w:t>.env</w:t>
+      </w:r>
       <w:proofErr w:type="gramEnd"/>
       <w:r>
         <w:rPr>
@@ -1563,58 +946,14 @@
           <w:bCs/>
           <w:lang w:val="hu-HU"/>
         </w:rPr>
-        <w:t>Adatbázis típusa (</w:t>
-      </w:r>
-      <w:proofErr w:type="spellStart"/>
-      <w:r>
-        <w:rPr>
-          <w:b/>
-          <w:bCs/>
-          <w:lang w:val="hu-HU"/>
-        </w:rPr>
-        <w:t>Database</w:t>
-      </w:r>
-      <w:proofErr w:type="spellEnd"/>
-      <w:r>
-        <w:rPr>
-          <w:b/>
-          <w:bCs/>
-          <w:lang w:val="hu-HU"/>
-        </w:rPr>
-        <w:t xml:space="preserve"> </w:t>
-      </w:r>
-      <w:proofErr w:type="spellStart"/>
-      <w:r>
-        <w:rPr>
-          <w:b/>
-          <w:bCs/>
-          <w:lang w:val="hu-HU"/>
-        </w:rPr>
-        <w:t>type</w:t>
-      </w:r>
-      <w:proofErr w:type="spellEnd"/>
-      <w:r>
-        <w:rPr>
-          <w:b/>
-          <w:bCs/>
-          <w:lang w:val="hu-HU"/>
-        </w:rPr>
-        <w:t>):</w:t>
-      </w:r>
-      <w:r>
-        <w:rPr>
-          <w:lang w:val="hu-HU"/>
-        </w:rPr>
-        <w:t xml:space="preserve"> </w:t>
-      </w:r>
-      <w:proofErr w:type="spellStart"/>
-      <w:r>
-        <w:rPr>
-          <w:lang w:val="hu-HU"/>
-        </w:rPr>
-        <w:t>PostgreSQL</w:t>
-      </w:r>
-      <w:proofErr w:type="spellEnd"/>
+        <w:t>Adatbázis típusa (Database type):</w:t>
+      </w:r>
+      <w:r>
+        <w:rPr>
+          <w:lang w:val="hu-HU"/>
+        </w:rPr>
+        <w:t xml:space="preserve"> PostgreSQL</w:t>
+      </w:r>
     </w:p>
     <w:p>
       <w:pPr>
@@ -1634,59 +973,13 @@
           <w:bCs/>
           <w:lang w:val="hu-HU"/>
         </w:rPr>
-        <w:t>Név (</w:t>
-      </w:r>
-      <w:proofErr w:type="spellStart"/>
-      <w:r>
-        <w:rPr>
-          <w:b/>
-          <w:bCs/>
-          <w:lang w:val="hu-HU"/>
-        </w:rPr>
-        <w:t>Name</w:t>
-      </w:r>
-      <w:proofErr w:type="spellEnd"/>
-      <w:r>
-        <w:rPr>
-          <w:b/>
-          <w:bCs/>
-          <w:lang w:val="hu-HU"/>
-        </w:rPr>
-        <w:t>):</w:t>
-      </w:r>
-      <w:r>
-        <w:rPr>
-          <w:lang w:val="hu-HU"/>
-        </w:rPr>
-        <w:t xml:space="preserve"> </w:t>
-      </w:r>
-      <w:proofErr w:type="spellStart"/>
-      <w:r>
-        <w:rPr>
-          <w:lang w:val="hu-HU"/>
-        </w:rPr>
-        <w:t>weather_db</w:t>
-      </w:r>
-      <w:proofErr w:type="spellEnd"/>
-      <w:r>
-        <w:rPr>
-          <w:lang w:val="hu-HU"/>
-        </w:rPr>
-        <w:t xml:space="preserve"> (vagy tetszőleges név a </w:t>
-      </w:r>
-      <w:proofErr w:type="spellStart"/>
-      <w:r>
-        <w:rPr>
-          <w:lang w:val="hu-HU"/>
-        </w:rPr>
-        <w:t>Metabase</w:t>
-      </w:r>
-      <w:proofErr w:type="spellEnd"/>
-      <w:r>
-        <w:rPr>
-          <w:lang w:val="hu-HU"/>
-        </w:rPr>
-        <w:t xml:space="preserve"> felületén)</w:t>
+        <w:t>Név (Name):</w:t>
+      </w:r>
+      <w:r>
+        <w:rPr>
+          <w:lang w:val="hu-HU"/>
+        </w:rPr>
+        <w:t xml:space="preserve"> weather_db (vagy tetszőleges név a Metabase felületén)</w:t>
       </w:r>
     </w:p>
     <w:p>
@@ -1701,23 +994,13 @@
           <w:lang w:val="hu-HU"/>
         </w:rPr>
       </w:pPr>
-      <w:proofErr w:type="spellStart"/>
       <w:r>
         <w:rPr>
           <w:b/>
           <w:bCs/>
           <w:lang w:val="hu-HU"/>
         </w:rPr>
-        <w:t>Host</w:t>
-      </w:r>
-      <w:proofErr w:type="spellEnd"/>
-      <w:r>
-        <w:rPr>
-          <w:b/>
-          <w:bCs/>
-          <w:lang w:val="hu-HU"/>
-        </w:rPr>
-        <w:t>:</w:t>
+        <w:t>Host:</w:t>
       </w:r>
       <w:r>
         <w:rPr>
@@ -1725,7 +1008,6 @@
         </w:rPr>
         <w:t xml:space="preserve"> </w:t>
       </w:r>
-      <w:proofErr w:type="spellStart"/>
       <w:r>
         <w:rPr>
           <w:rFonts w:ascii="Courier New" w:eastAsia="Courier New" w:hAnsi="Courier New" w:cs="Courier New"/>
@@ -1734,7 +1016,6 @@
         </w:rPr>
         <w:t>postgres</w:t>
       </w:r>
-      <w:proofErr w:type="spellEnd"/>
       <w:r>
         <w:rPr>
           <w:lang w:val="hu-HU"/>
@@ -1747,43 +1028,7 @@
           <w:iCs/>
           <w:lang w:val="hu-HU"/>
         </w:rPr>
-        <w:t xml:space="preserve">(Fontos: nem </w:t>
-      </w:r>
-      <w:proofErr w:type="spellStart"/>
-      <w:r>
-        <w:rPr>
-          <w:i/>
-          <w:iCs/>
-          <w:lang w:val="hu-HU"/>
-        </w:rPr>
-        <w:t>localhost</w:t>
-      </w:r>
-      <w:proofErr w:type="spellEnd"/>
-      <w:r>
-        <w:rPr>
-          <w:i/>
-          <w:iCs/>
-          <w:lang w:val="hu-HU"/>
-        </w:rPr>
-        <w:t>, mert a konténerek a "</w:t>
-      </w:r>
-      <w:proofErr w:type="spellStart"/>
-      <w:r>
-        <w:rPr>
-          <w:i/>
-          <w:iCs/>
-          <w:lang w:val="hu-HU"/>
-        </w:rPr>
-        <w:t>postgres</w:t>
-      </w:r>
-      <w:proofErr w:type="spellEnd"/>
-      <w:r>
-        <w:rPr>
-          <w:i/>
-          <w:iCs/>
-          <w:lang w:val="hu-HU"/>
-        </w:rPr>
-        <w:t>" néven látják egymást)</w:t>
+        <w:t>(Fontos: nem localhost, mert a konténerek a "postgres" néven látják egymást)</w:t>
       </w:r>
     </w:p>
     <w:p>
@@ -1831,51 +1076,14 @@
           <w:bCs/>
           <w:lang w:val="hu-HU"/>
         </w:rPr>
-        <w:t>Adatbázis neve (</w:t>
-      </w:r>
-      <w:proofErr w:type="spellStart"/>
-      <w:r>
-        <w:rPr>
-          <w:b/>
-          <w:bCs/>
-          <w:lang w:val="hu-HU"/>
-        </w:rPr>
-        <w:t>Database</w:t>
-      </w:r>
-      <w:proofErr w:type="spellEnd"/>
-      <w:r>
-        <w:rPr>
-          <w:b/>
-          <w:bCs/>
+        <w:t>Adatbázis neve (Database name):</w:t>
+      </w:r>
+      <w:r>
+        <w:rPr>
           <w:lang w:val="hu-HU"/>
         </w:rPr>
         <w:t xml:space="preserve"> </w:t>
       </w:r>
-      <w:proofErr w:type="spellStart"/>
-      <w:r>
-        <w:rPr>
-          <w:b/>
-          <w:bCs/>
-          <w:lang w:val="hu-HU"/>
-        </w:rPr>
-        <w:t>name</w:t>
-      </w:r>
-      <w:proofErr w:type="spellEnd"/>
-      <w:r>
-        <w:rPr>
-          <w:b/>
-          <w:bCs/>
-          <w:lang w:val="hu-HU"/>
-        </w:rPr>
-        <w:t>):</w:t>
-      </w:r>
-      <w:r>
-        <w:rPr>
-          <w:lang w:val="hu-HU"/>
-        </w:rPr>
-        <w:t xml:space="preserve"> </w:t>
-      </w:r>
-      <w:proofErr w:type="spellStart"/>
       <w:r>
         <w:rPr>
           <w:rFonts w:ascii="Courier New" w:eastAsia="Courier New" w:hAnsi="Courier New" w:cs="Courier New"/>
@@ -1884,7 +1092,6 @@
         </w:rPr>
         <w:t>weather_db</w:t>
       </w:r>
-      <w:proofErr w:type="spellEnd"/>
     </w:p>
     <w:p>
       <w:pPr>
@@ -1904,25 +1111,7 @@
           <w:bCs/>
           <w:lang w:val="hu-HU"/>
         </w:rPr>
-        <w:t>Felhasználónév (</w:t>
-      </w:r>
-      <w:proofErr w:type="spellStart"/>
-      <w:r>
-        <w:rPr>
-          <w:b/>
-          <w:bCs/>
-          <w:lang w:val="hu-HU"/>
-        </w:rPr>
-        <w:t>Username</w:t>
-      </w:r>
-      <w:proofErr w:type="spellEnd"/>
-      <w:r>
-        <w:rPr>
-          <w:b/>
-          <w:bCs/>
-          <w:lang w:val="hu-HU"/>
-        </w:rPr>
-        <w:t>):</w:t>
+        <w:t>Felhasználónév (Username):</w:t>
       </w:r>
       <w:r>
         <w:rPr>
@@ -1957,25 +1146,7 @@
           <w:bCs/>
           <w:lang w:val="hu-HU"/>
         </w:rPr>
-        <w:t>Jelszó (</w:t>
-      </w:r>
-      <w:proofErr w:type="spellStart"/>
-      <w:r>
-        <w:rPr>
-          <w:b/>
-          <w:bCs/>
-          <w:lang w:val="hu-HU"/>
-        </w:rPr>
-        <w:t>Password</w:t>
-      </w:r>
-      <w:proofErr w:type="spellEnd"/>
-      <w:r>
-        <w:rPr>
-          <w:b/>
-          <w:bCs/>
-          <w:lang w:val="hu-HU"/>
-        </w:rPr>
-        <w:t>):</w:t>
+        <w:t>Jelszó (Password):</w:t>
       </w:r>
       <w:r>
         <w:rPr>
@@ -2009,21 +1180,7 @@
         <w:rPr>
           <w:lang w:val="hu-HU"/>
         </w:rPr>
-        <w:t xml:space="preserve">Az utolsó lépés pedig a </w:t>
-      </w:r>
-      <w:proofErr w:type="spellStart"/>
-      <w:r>
-        <w:rPr>
-          <w:lang w:val="hu-HU"/>
-        </w:rPr>
-        <w:t>dashboard</w:t>
-      </w:r>
-      <w:proofErr w:type="spellEnd"/>
-      <w:r>
-        <w:rPr>
-          <w:lang w:val="hu-HU"/>
-        </w:rPr>
-        <w:t xml:space="preserve"> létrehozása.</w:t>
+        <w:t>Az utolsó lépés pedig a dashboard létrehozása.</w:t>
       </w:r>
     </w:p>
     <w:p>
@@ -2057,35 +1214,7 @@
         <w:rPr>
           <w:lang w:val="hu-HU"/>
         </w:rPr>
-        <w:t xml:space="preserve">A </w:t>
-      </w:r>
-      <w:proofErr w:type="spellStart"/>
-      <w:r>
-        <w:rPr>
-          <w:lang w:val="hu-HU"/>
-        </w:rPr>
-        <w:t>Metabase</w:t>
-      </w:r>
-      <w:proofErr w:type="spellEnd"/>
-      <w:r>
-        <w:rPr>
-          <w:lang w:val="hu-HU"/>
-        </w:rPr>
-        <w:t xml:space="preserve"> felületén a </w:t>
-      </w:r>
-      <w:proofErr w:type="spellStart"/>
-      <w:r>
-        <w:rPr>
-          <w:lang w:val="hu-HU"/>
-        </w:rPr>
-        <w:t>dashboard</w:t>
-      </w:r>
-      <w:proofErr w:type="spellEnd"/>
-      <w:r>
-        <w:rPr>
-          <w:lang w:val="hu-HU"/>
-        </w:rPr>
-        <w:t xml:space="preserve"> létrehozásának lépései:</w:t>
+        <w:t>A Metabase felületén a dashboard létrehozásának lépései:</w:t>
       </w:r>
     </w:p>
     <w:p>
@@ -2104,21 +1233,7 @@
         <w:rPr>
           <w:lang w:val="hu-HU"/>
         </w:rPr>
-        <w:t xml:space="preserve">Új </w:t>
-      </w:r>
-      <w:proofErr w:type="spellStart"/>
-      <w:r>
-        <w:rPr>
-          <w:lang w:val="hu-HU"/>
-        </w:rPr>
-        <w:t>kollecsion</w:t>
-      </w:r>
-      <w:proofErr w:type="spellEnd"/>
-      <w:r>
-        <w:rPr>
-          <w:lang w:val="hu-HU"/>
-        </w:rPr>
-        <w:t xml:space="preserve"> létrehozása a bal oldali menü sávban, ennek tetszőleges nevet adhatunk.</w:t>
+        <w:t>Új kollecsion létrehozása a bal oldali menü sávban, ennek tetszőleges nevet adhatunk.</w:t>
       </w:r>
     </w:p>
     <w:p>
@@ -2137,49 +1252,7 @@
         <w:rPr>
           <w:lang w:val="hu-HU"/>
         </w:rPr>
-        <w:t xml:space="preserve">Ezt követően a jobb felső sarokban található </w:t>
-      </w:r>
-      <w:proofErr w:type="spellStart"/>
-      <w:r>
-        <w:rPr>
-          <w:lang w:val="hu-HU"/>
-        </w:rPr>
-        <w:t>new</w:t>
-      </w:r>
-      <w:proofErr w:type="spellEnd"/>
-      <w:r>
-        <w:rPr>
-          <w:lang w:val="hu-HU"/>
-        </w:rPr>
-        <w:t xml:space="preserve"> gombra kattintva válaszuk ki a </w:t>
-      </w:r>
-      <w:proofErr w:type="spellStart"/>
-      <w:r>
-        <w:rPr>
-          <w:lang w:val="hu-HU"/>
-        </w:rPr>
-        <w:t>Dashboard</w:t>
-      </w:r>
-      <w:proofErr w:type="spellEnd"/>
-      <w:r>
-        <w:rPr>
-          <w:lang w:val="hu-HU"/>
-        </w:rPr>
-        <w:t xml:space="preserve"> opciót. Ezzel létrehozva a </w:t>
-      </w:r>
-      <w:proofErr w:type="spellStart"/>
-      <w:r>
-        <w:rPr>
-          <w:lang w:val="hu-HU"/>
-        </w:rPr>
-        <w:t>Dashboard</w:t>
-      </w:r>
-      <w:proofErr w:type="spellEnd"/>
-      <w:r>
-        <w:rPr>
-          <w:lang w:val="hu-HU"/>
-        </w:rPr>
-        <w:t xml:space="preserve"> felületét.</w:t>
+        <w:t>Ezt követően a jobb felső sarokban található new gombra kattintva válaszuk ki a Dashboard opciót. Ezzel létrehozva a Dashboard felületét.</w:t>
       </w:r>
     </w:p>
     <w:p>
@@ -2194,75 +1267,11 @@
           <w:lang w:val="hu-HU"/>
         </w:rPr>
       </w:pPr>
-      <w:proofErr w:type="spellStart"/>
-      <w:r>
-        <w:rPr>
-          <w:lang w:val="hu-HU"/>
-        </w:rPr>
-        <w:t>Ehez</w:t>
-      </w:r>
-      <w:proofErr w:type="spellEnd"/>
-      <w:r>
-        <w:rPr>
-          <w:lang w:val="hu-HU"/>
-        </w:rPr>
-        <w:t xml:space="preserve"> kell hozzáadni a </w:t>
-      </w:r>
-      <w:proofErr w:type="spellStart"/>
-      <w:r>
-        <w:rPr>
-          <w:lang w:val="hu-HU"/>
-        </w:rPr>
-        <w:t>new</w:t>
-      </w:r>
-      <w:proofErr w:type="spellEnd"/>
-      <w:r>
-        <w:rPr>
-          <w:lang w:val="hu-HU"/>
-        </w:rPr>
-        <w:t xml:space="preserve"> SQL </w:t>
-      </w:r>
-      <w:proofErr w:type="spellStart"/>
-      <w:r>
-        <w:rPr>
-          <w:lang w:val="hu-HU"/>
-        </w:rPr>
-        <w:t>query</w:t>
-      </w:r>
-      <w:proofErr w:type="spellEnd"/>
-      <w:r>
-        <w:rPr>
-          <w:lang w:val="hu-HU"/>
-        </w:rPr>
-        <w:t xml:space="preserve"> segítségével a lejjebb </w:t>
-      </w:r>
-      <w:proofErr w:type="spellStart"/>
-      <w:r>
-        <w:rPr>
-          <w:lang w:val="hu-HU"/>
-        </w:rPr>
-        <w:t>tallálható</w:t>
-      </w:r>
-      <w:proofErr w:type="spellEnd"/>
-      <w:r>
-        <w:rPr>
-          <w:lang w:val="hu-HU"/>
-        </w:rPr>
-        <w:t xml:space="preserve"> lekérdezéseket és a ball alsó sarokban található </w:t>
-      </w:r>
-      <w:proofErr w:type="spellStart"/>
-      <w:r>
-        <w:rPr>
-          <w:lang w:val="hu-HU"/>
-        </w:rPr>
-        <w:t>Visualization</w:t>
-      </w:r>
-      <w:proofErr w:type="spellEnd"/>
-      <w:r>
-        <w:rPr>
-          <w:lang w:val="hu-HU"/>
-        </w:rPr>
-        <w:t xml:space="preserve"> gombbal hozhatjuk létre a grafikonokat.</w:t>
+      <w:r>
+        <w:rPr>
+          <w:lang w:val="hu-HU"/>
+        </w:rPr>
+        <w:t>Ehez kell hozzáadni a new SQL query segítségével a lejjebb tallálható lekérdezéseket és a ball alsó sarokban található Visualization gombbal hozhatjuk létre a grafikonokat.</w:t>
       </w:r>
     </w:p>
     <w:p>
@@ -2281,35 +1290,7 @@
         <w:rPr>
           <w:lang w:val="hu-HU"/>
         </w:rPr>
-        <w:t xml:space="preserve">Ezt követően mentsük el a grafikont a </w:t>
-      </w:r>
-      <w:proofErr w:type="spellStart"/>
-      <w:r>
-        <w:rPr>
-          <w:lang w:val="hu-HU"/>
-        </w:rPr>
-        <w:t>Save</w:t>
-      </w:r>
-      <w:proofErr w:type="spellEnd"/>
-      <w:r>
-        <w:rPr>
-          <w:lang w:val="hu-HU"/>
-        </w:rPr>
-        <w:t xml:space="preserve"> gombbal és megjelenik a </w:t>
-      </w:r>
-      <w:proofErr w:type="spellStart"/>
-      <w:r>
-        <w:rPr>
-          <w:lang w:val="hu-HU"/>
-        </w:rPr>
-        <w:t>dasboardon</w:t>
-      </w:r>
-      <w:proofErr w:type="spellEnd"/>
-      <w:r>
-        <w:rPr>
-          <w:lang w:val="hu-HU"/>
-        </w:rPr>
-        <w:t>.</w:t>
+        <w:t>Ezt követően mentsük el a grafikont a Save gombbal és megjelenik a dasboardon.</w:t>
       </w:r>
     </w:p>
     <w:p>
@@ -2325,14 +1306,12 @@
         </w:rPr>
         <w:t xml:space="preserve">5. </w:t>
       </w:r>
-      <w:proofErr w:type="spellStart"/>
       <w:r>
         <w:rPr>
           <w:lang w:val="hu-HU"/>
         </w:rPr>
         <w:t>Leállitani</w:t>
       </w:r>
-      <w:proofErr w:type="spellEnd"/>
       <w:r>
         <w:rPr>
           <w:lang w:val="hu-HU"/>
@@ -2343,31 +1322,10 @@
         <w:t>docker-compose down</w:t>
       </w:r>
       <w:r>
-        <w:t xml:space="preserve"> </w:t>
-      </w:r>
-      <w:proofErr w:type="spellStart"/>
-      <w:r>
-        <w:t>paranccsal</w:t>
-      </w:r>
-      <w:proofErr w:type="spellEnd"/>
-      <w:r>
-        <w:t xml:space="preserve"> </w:t>
-      </w:r>
-      <w:proofErr w:type="spellStart"/>
-      <w:r>
-        <w:t>tudjuk</w:t>
-      </w:r>
-      <w:proofErr w:type="spellEnd"/>
-      <w:r>
-        <w:t xml:space="preserve"> a </w:t>
-      </w:r>
-      <w:proofErr w:type="spellStart"/>
-      <w:r>
-        <w:t>programot</w:t>
-      </w:r>
-      <w:proofErr w:type="spellEnd"/>
-      <w:r>
-        <w:t>.</w:t>
+        <w:t xml:space="preserve"> paranccsal tudjuk a </w:t>
+      </w:r>
+      <w:r>
+        <w:t>programot.</w:t>
       </w:r>
     </w:p>
     <w:p>
@@ -2382,16 +1340,8 @@
         <w:rPr>
           <w:lang w:val="hu-HU"/>
         </w:rPr>
-        <w:t xml:space="preserve">4. Analitikai lekérdezések és </w:t>
-      </w:r>
-      <w:proofErr w:type="spellStart"/>
-      <w:r>
-        <w:rPr>
-          <w:lang w:val="hu-HU"/>
-        </w:rPr>
-        <w:t>Dashboard</w:t>
-      </w:r>
-      <w:proofErr w:type="spellEnd"/>
+        <w:t>4. Analitikai lekérdezések és Dashboard</w:t>
+      </w:r>
     </w:p>
     <w:p>
       <w:pPr>
@@ -2404,49 +1354,7 @@
         <w:rPr>
           <w:lang w:val="hu-HU"/>
         </w:rPr>
-        <w:t>Az alábbi SQL lekérdezések az adattárház (</w:t>
-      </w:r>
-      <w:proofErr w:type="spellStart"/>
-      <w:r>
-        <w:rPr>
-          <w:lang w:val="hu-HU"/>
-        </w:rPr>
-        <w:t>PostgreSQL</w:t>
-      </w:r>
-      <w:proofErr w:type="spellEnd"/>
-      <w:r>
-        <w:rPr>
-          <w:lang w:val="hu-HU"/>
-        </w:rPr>
-        <w:t xml:space="preserve">) csillag sémájára épülnek, összekötve a tény- és dimenziótáblákat. Ezek szolgáltatják az adatokat a </w:t>
-      </w:r>
-      <w:proofErr w:type="spellStart"/>
-      <w:r>
-        <w:rPr>
-          <w:lang w:val="hu-HU"/>
-        </w:rPr>
-        <w:t>Metabase</w:t>
-      </w:r>
-      <w:proofErr w:type="spellEnd"/>
-      <w:r>
-        <w:rPr>
-          <w:lang w:val="hu-HU"/>
-        </w:rPr>
-        <w:t xml:space="preserve"> </w:t>
-      </w:r>
-      <w:proofErr w:type="spellStart"/>
-      <w:r>
-        <w:rPr>
-          <w:lang w:val="hu-HU"/>
-        </w:rPr>
-        <w:t>dashboard</w:t>
-      </w:r>
-      <w:proofErr w:type="spellEnd"/>
-      <w:r>
-        <w:rPr>
-          <w:lang w:val="hu-HU"/>
-        </w:rPr>
-        <w:t xml:space="preserve"> vizualizációihoz.</w:t>
+        <w:t>Az alábbi SQL lekérdezések az adattárház (PostgreSQL) csillag sémájára épülnek, összekötve a tény- és dimenziótáblákat. Ezek szolgáltatják az adatokat a Metabase dashboard vizualizációihoz.</w:t>
       </w:r>
     </w:p>
     <w:p>
@@ -2529,7 +1437,6 @@
         </w:rPr>
         <w:t xml:space="preserve">        </w:t>
       </w:r>
-      <w:proofErr w:type="spellStart"/>
       <w:proofErr w:type="gramStart"/>
       <w:r>
         <w:rPr>
@@ -2550,18 +1457,7 @@
           <w:szCs w:val="20"/>
           <w:lang w:val="hu-HU"/>
         </w:rPr>
-        <w:t>_name</w:t>
-      </w:r>
-      <w:proofErr w:type="spellEnd"/>
-      <w:r>
-        <w:rPr>
-          <w:rFonts w:ascii="Courier New" w:eastAsia="Courier New" w:hAnsi="Courier New" w:cs="Courier New"/>
-          <w:color w:val="FFFFFF"/>
-          <w:sz w:val="20"/>
-          <w:szCs w:val="20"/>
-          <w:lang w:val="hu-HU"/>
-        </w:rPr>
-        <w:t xml:space="preserve"> AS "Város</w:t>
+        <w:t>_name AS "Város</w:t>
       </w:r>
       <w:proofErr w:type="gramStart"/>
       <w:r>
@@ -2601,7 +1497,6 @@
         </w:rPr>
         <w:t xml:space="preserve">        </w:t>
       </w:r>
-      <w:proofErr w:type="spellStart"/>
       <w:proofErr w:type="gramStart"/>
       <w:r>
         <w:rPr>
@@ -2613,7 +1508,6 @@
         </w:rPr>
         <w:t>w.temperature</w:t>
       </w:r>
-      <w:proofErr w:type="spellEnd"/>
       <w:proofErr w:type="gramEnd"/>
       <w:r>
         <w:rPr>
@@ -2663,7 +1557,6 @@
         </w:rPr>
         <w:t xml:space="preserve">        </w:t>
       </w:r>
-      <w:proofErr w:type="spellStart"/>
       <w:proofErr w:type="gramStart"/>
       <w:r>
         <w:rPr>
@@ -2684,96 +1577,40 @@
           <w:szCs w:val="20"/>
           <w:lang w:val="hu-HU"/>
         </w:rPr>
-        <w:t>_speed</w:t>
-      </w:r>
-      <w:proofErr w:type="spellEnd"/>
-      <w:r>
-        <w:rPr>
-          <w:rFonts w:ascii="Courier New" w:eastAsia="Courier New" w:hAnsi="Courier New" w:cs="Courier New"/>
-          <w:color w:val="FFFFFF"/>
-          <w:sz w:val="20"/>
-          <w:szCs w:val="20"/>
-          <w:lang w:val="hu-HU"/>
-        </w:rPr>
-        <w:t xml:space="preserve"> AS "Szélsebesség (km/h)"    </w:t>
-      </w:r>
-      <w:r>
-        <w:rPr>
-          <w:lang w:val="hu-HU"/>
-        </w:rPr>
-        <w:br/>
-      </w:r>
-      <w:r>
-        <w:rPr>
-          <w:rFonts w:ascii="Courier New" w:eastAsia="Courier New" w:hAnsi="Courier New" w:cs="Courier New"/>
-          <w:color w:val="FFFFFF"/>
-          <w:sz w:val="20"/>
-          <w:szCs w:val="20"/>
-          <w:lang w:val="hu-HU"/>
-        </w:rPr>
-        <w:t xml:space="preserve">    FROM </w:t>
-      </w:r>
-      <w:proofErr w:type="spellStart"/>
-      <w:r>
-        <w:rPr>
-          <w:rFonts w:ascii="Courier New" w:eastAsia="Courier New" w:hAnsi="Courier New" w:cs="Courier New"/>
-          <w:color w:val="FFFFFF"/>
-          <w:sz w:val="20"/>
-          <w:szCs w:val="20"/>
-          <w:lang w:val="hu-HU"/>
-        </w:rPr>
-        <w:t>fact_weather</w:t>
-      </w:r>
-      <w:proofErr w:type="spellEnd"/>
-      <w:r>
-        <w:rPr>
-          <w:rFonts w:ascii="Courier New" w:eastAsia="Courier New" w:hAnsi="Courier New" w:cs="Courier New"/>
-          <w:color w:val="FFFFFF"/>
-          <w:sz w:val="20"/>
-          <w:szCs w:val="20"/>
-          <w:lang w:val="hu-HU"/>
-        </w:rPr>
-        <w:t xml:space="preserve"> w    </w:t>
-      </w:r>
-      <w:r>
-        <w:rPr>
-          <w:lang w:val="hu-HU"/>
-        </w:rPr>
-        <w:br/>
-      </w:r>
-      <w:r>
-        <w:rPr>
-          <w:rFonts w:ascii="Courier New" w:eastAsia="Courier New" w:hAnsi="Courier New" w:cs="Courier New"/>
-          <w:color w:val="FFFFFF"/>
-          <w:sz w:val="20"/>
-          <w:szCs w:val="20"/>
-          <w:lang w:val="hu-HU"/>
-        </w:rPr>
-        <w:t xml:space="preserve">    JOIN </w:t>
-      </w:r>
-      <w:proofErr w:type="spellStart"/>
-      <w:r>
-        <w:rPr>
-          <w:rFonts w:ascii="Courier New" w:eastAsia="Courier New" w:hAnsi="Courier New" w:cs="Courier New"/>
-          <w:color w:val="FFFFFF"/>
-          <w:sz w:val="20"/>
-          <w:szCs w:val="20"/>
-          <w:lang w:val="hu-HU"/>
-        </w:rPr>
-        <w:t>dim_cities</w:t>
-      </w:r>
-      <w:proofErr w:type="spellEnd"/>
-      <w:r>
-        <w:rPr>
-          <w:rFonts w:ascii="Courier New" w:eastAsia="Courier New" w:hAnsi="Courier New" w:cs="Courier New"/>
-          <w:color w:val="FFFFFF"/>
-          <w:sz w:val="20"/>
-          <w:szCs w:val="20"/>
-          <w:lang w:val="hu-HU"/>
-        </w:rPr>
-        <w:t xml:space="preserve"> c ON </w:t>
-      </w:r>
-      <w:proofErr w:type="spellStart"/>
+        <w:t xml:space="preserve">_speed AS "Szélsebesség (km/h)"    </w:t>
+      </w:r>
+      <w:r>
+        <w:rPr>
+          <w:lang w:val="hu-HU"/>
+        </w:rPr>
+        <w:br/>
+      </w:r>
+      <w:r>
+        <w:rPr>
+          <w:rFonts w:ascii="Courier New" w:eastAsia="Courier New" w:hAnsi="Courier New" w:cs="Courier New"/>
+          <w:color w:val="FFFFFF"/>
+          <w:sz w:val="20"/>
+          <w:szCs w:val="20"/>
+          <w:lang w:val="hu-HU"/>
+        </w:rPr>
+        <w:t xml:space="preserve">    FROM fact_weather w    </w:t>
+      </w:r>
+      <w:r>
+        <w:rPr>
+          <w:lang w:val="hu-HU"/>
+        </w:rPr>
+        <w:br/>
+      </w:r>
+      <w:r>
+        <w:rPr>
+          <w:rFonts w:ascii="Courier New" w:eastAsia="Courier New" w:hAnsi="Courier New" w:cs="Courier New"/>
+          <w:color w:val="FFFFFF"/>
+          <w:sz w:val="20"/>
+          <w:szCs w:val="20"/>
+          <w:lang w:val="hu-HU"/>
+        </w:rPr>
+        <w:t xml:space="preserve">    JOIN dim_cities c ON </w:t>
+      </w:r>
       <w:proofErr w:type="gramStart"/>
       <w:r>
         <w:rPr>
@@ -2794,20 +1631,8 @@
           <w:szCs w:val="20"/>
           <w:lang w:val="hu-HU"/>
         </w:rPr>
-        <w:t>_id</w:t>
-      </w:r>
-      <w:proofErr w:type="spellEnd"/>
-      <w:r>
-        <w:rPr>
-          <w:rFonts w:ascii="Courier New" w:eastAsia="Courier New" w:hAnsi="Courier New" w:cs="Courier New"/>
-          <w:color w:val="FFFFFF"/>
-          <w:sz w:val="20"/>
-          <w:szCs w:val="20"/>
-          <w:lang w:val="hu-HU"/>
-        </w:rPr>
-        <w:t xml:space="preserve"> = </w:t>
-      </w:r>
-      <w:proofErr w:type="spellStart"/>
+        <w:t xml:space="preserve">_id = </w:t>
+      </w:r>
       <w:proofErr w:type="gramStart"/>
       <w:r>
         <w:rPr>
@@ -2828,58 +1653,24 @@
           <w:szCs w:val="20"/>
           <w:lang w:val="hu-HU"/>
         </w:rPr>
-        <w:t>_id</w:t>
-      </w:r>
-      <w:proofErr w:type="spellEnd"/>
-      <w:r>
-        <w:rPr>
-          <w:rFonts w:ascii="Courier New" w:eastAsia="Courier New" w:hAnsi="Courier New" w:cs="Courier New"/>
-          <w:color w:val="FFFFFF"/>
-          <w:sz w:val="20"/>
-          <w:szCs w:val="20"/>
-          <w:lang w:val="hu-HU"/>
-        </w:rPr>
-        <w:t xml:space="preserve">    </w:t>
-      </w:r>
-      <w:r>
-        <w:rPr>
-          <w:lang w:val="hu-HU"/>
-        </w:rPr>
-        <w:br/>
-      </w:r>
-      <w:r>
-        <w:rPr>
-          <w:rFonts w:ascii="Courier New" w:eastAsia="Courier New" w:hAnsi="Courier New" w:cs="Courier New"/>
-          <w:color w:val="FFFFFF"/>
-          <w:sz w:val="20"/>
-          <w:szCs w:val="20"/>
-          <w:lang w:val="hu-HU"/>
-        </w:rPr>
-        <w:t xml:space="preserve">    JOIN </w:t>
-      </w:r>
-      <w:proofErr w:type="spellStart"/>
-      <w:r>
-        <w:rPr>
-          <w:rFonts w:ascii="Courier New" w:eastAsia="Courier New" w:hAnsi="Courier New" w:cs="Courier New"/>
-          <w:color w:val="FFFFFF"/>
-          <w:sz w:val="20"/>
-          <w:szCs w:val="20"/>
-          <w:lang w:val="hu-HU"/>
-        </w:rPr>
-        <w:t>dim_date</w:t>
-      </w:r>
-      <w:proofErr w:type="spellEnd"/>
-      <w:r>
-        <w:rPr>
-          <w:rFonts w:ascii="Courier New" w:eastAsia="Courier New" w:hAnsi="Courier New" w:cs="Courier New"/>
-          <w:color w:val="FFFFFF"/>
-          <w:sz w:val="20"/>
-          <w:szCs w:val="20"/>
-          <w:lang w:val="hu-HU"/>
-        </w:rPr>
-        <w:t xml:space="preserve"> d ON </w:t>
-      </w:r>
-      <w:proofErr w:type="spellStart"/>
+        <w:t xml:space="preserve">_id    </w:t>
+      </w:r>
+      <w:r>
+        <w:rPr>
+          <w:lang w:val="hu-HU"/>
+        </w:rPr>
+        <w:br/>
+      </w:r>
+      <w:r>
+        <w:rPr>
+          <w:rFonts w:ascii="Courier New" w:eastAsia="Courier New" w:hAnsi="Courier New" w:cs="Courier New"/>
+          <w:color w:val="FFFFFF"/>
+          <w:sz w:val="20"/>
+          <w:szCs w:val="20"/>
+          <w:lang w:val="hu-HU"/>
+        </w:rPr>
+        <w:t xml:space="preserve">    JOIN dim_date d ON </w:t>
+      </w:r>
       <w:proofErr w:type="gramStart"/>
       <w:r>
         <w:rPr>
@@ -2900,20 +1691,8 @@
           <w:szCs w:val="20"/>
           <w:lang w:val="hu-HU"/>
         </w:rPr>
-        <w:t>_id</w:t>
-      </w:r>
-      <w:proofErr w:type="spellEnd"/>
-      <w:r>
-        <w:rPr>
-          <w:rFonts w:ascii="Courier New" w:eastAsia="Courier New" w:hAnsi="Courier New" w:cs="Courier New"/>
-          <w:color w:val="FFFFFF"/>
-          <w:sz w:val="20"/>
-          <w:szCs w:val="20"/>
-          <w:lang w:val="hu-HU"/>
-        </w:rPr>
-        <w:t xml:space="preserve"> = </w:t>
-      </w:r>
-      <w:proofErr w:type="spellStart"/>
+        <w:t xml:space="preserve">_id = </w:t>
+      </w:r>
       <w:proofErr w:type="gramStart"/>
       <w:r>
         <w:rPr>
@@ -2934,18 +1713,7 @@
           <w:szCs w:val="20"/>
           <w:lang w:val="hu-HU"/>
         </w:rPr>
-        <w:t>_id</w:t>
-      </w:r>
-      <w:proofErr w:type="spellEnd"/>
-      <w:r>
-        <w:rPr>
-          <w:rFonts w:ascii="Courier New" w:eastAsia="Courier New" w:hAnsi="Courier New" w:cs="Courier New"/>
-          <w:color w:val="FFFFFF"/>
-          <w:sz w:val="20"/>
-          <w:szCs w:val="20"/>
-          <w:lang w:val="hu-HU"/>
-        </w:rPr>
-        <w:t xml:space="preserve">    </w:t>
+        <w:t xml:space="preserve">_id    </w:t>
       </w:r>
       <w:r>
         <w:rPr>
@@ -2963,7 +1731,6 @@
         </w:rPr>
         <w:t xml:space="preserve">    WHERE </w:t>
       </w:r>
-      <w:proofErr w:type="spellStart"/>
       <w:proofErr w:type="gramStart"/>
       <w:r>
         <w:rPr>
@@ -2984,18 +1751,7 @@
           <w:szCs w:val="20"/>
           <w:lang w:val="hu-HU"/>
         </w:rPr>
-        <w:t>_id</w:t>
-      </w:r>
-      <w:proofErr w:type="spellEnd"/>
-      <w:r>
-        <w:rPr>
-          <w:rFonts w:ascii="Courier New" w:eastAsia="Courier New" w:hAnsi="Courier New" w:cs="Courier New"/>
-          <w:color w:val="FFFFFF"/>
-          <w:sz w:val="20"/>
-          <w:szCs w:val="20"/>
-          <w:lang w:val="hu-HU"/>
-        </w:rPr>
-        <w:t xml:space="preserve"> = (SELECT </w:t>
+        <w:t xml:space="preserve">_id = (SELECT </w:t>
       </w:r>
       <w:proofErr w:type="gramStart"/>
       <w:r>
@@ -3008,7 +1764,6 @@
         </w:rPr>
         <w:t>MAX(</w:t>
       </w:r>
-      <w:proofErr w:type="spellStart"/>
       <w:proofErr w:type="gramEnd"/>
       <w:r>
         <w:rPr>
@@ -3018,29 +1773,7 @@
           <w:szCs w:val="20"/>
           <w:lang w:val="hu-HU"/>
         </w:rPr>
-        <w:t>date_id</w:t>
-      </w:r>
-      <w:proofErr w:type="spellEnd"/>
-      <w:r>
-        <w:rPr>
-          <w:rFonts w:ascii="Courier New" w:eastAsia="Courier New" w:hAnsi="Courier New" w:cs="Courier New"/>
-          <w:color w:val="FFFFFF"/>
-          <w:sz w:val="20"/>
-          <w:szCs w:val="20"/>
-          <w:lang w:val="hu-HU"/>
-        </w:rPr>
-        <w:t xml:space="preserve">) FROM </w:t>
-      </w:r>
-      <w:proofErr w:type="spellStart"/>
-      <w:r>
-        <w:rPr>
-          <w:rFonts w:ascii="Courier New" w:eastAsia="Courier New" w:hAnsi="Courier New" w:cs="Courier New"/>
-          <w:color w:val="FFFFFF"/>
-          <w:sz w:val="20"/>
-          <w:szCs w:val="20"/>
-          <w:lang w:val="hu-HU"/>
-        </w:rPr>
-        <w:t>dim_</w:t>
+        <w:t>date_id) FROM dim_</w:t>
       </w:r>
       <w:proofErr w:type="gramStart"/>
       <w:r>
@@ -3051,18 +1784,7 @@
           <w:szCs w:val="20"/>
           <w:lang w:val="hu-HU"/>
         </w:rPr>
-        <w:t>date</w:t>
-      </w:r>
-      <w:proofErr w:type="spellEnd"/>
-      <w:r>
-        <w:rPr>
-          <w:rFonts w:ascii="Courier New" w:eastAsia="Courier New" w:hAnsi="Courier New" w:cs="Courier New"/>
-          <w:color w:val="FFFFFF"/>
-          <w:sz w:val="20"/>
-          <w:szCs w:val="20"/>
-          <w:lang w:val="hu-HU"/>
-        </w:rPr>
-        <w:t xml:space="preserve">)   </w:t>
+        <w:t xml:space="preserve">date)   </w:t>
       </w:r>
       <w:proofErr w:type="gramEnd"/>
       <w:r>
@@ -3091,7 +1813,6 @@
         </w:rPr>
         <w:t xml:space="preserve">    ORDER BY </w:t>
       </w:r>
-      <w:proofErr w:type="spellStart"/>
       <w:proofErr w:type="gramStart"/>
       <w:r>
         <w:rPr>
@@ -3103,7 +1824,6 @@
         </w:rPr>
         <w:t>w.temperature</w:t>
       </w:r>
-      <w:proofErr w:type="spellEnd"/>
       <w:proofErr w:type="gramEnd"/>
       <w:r>
         <w:rPr>
@@ -3195,21 +1915,7 @@
         <w:rPr>
           <w:lang w:val="hu-HU"/>
         </w:rPr>
-        <w:t xml:space="preserve">A </w:t>
-      </w:r>
-      <w:proofErr w:type="spellStart"/>
-      <w:r>
-        <w:rPr>
-          <w:lang w:val="hu-HU"/>
-        </w:rPr>
-        <w:t>Metabase</w:t>
-      </w:r>
-      <w:proofErr w:type="spellEnd"/>
-      <w:r>
-        <w:rPr>
-          <w:lang w:val="hu-HU"/>
-        </w:rPr>
-        <w:t xml:space="preserve"> térképes (Pin map) vizualizációjához szükséges földrajzi koordináták lekérdezése.</w:t>
+        <w:t>A Metabase térképes (Pin map) vizualizációjához szükséges földrajzi koordináták lekérdezése.</w:t>
       </w:r>
     </w:p>
     <w:p>
@@ -3261,18 +1967,7 @@
           <w:szCs w:val="20"/>
           <w:lang w:val="hu-HU"/>
         </w:rPr>
-        <w:t xml:space="preserve">        </w:t>
-      </w:r>
-      <w:proofErr w:type="spellStart"/>
-      <w:r>
-        <w:rPr>
-          <w:rFonts w:ascii="Courier New" w:eastAsia="Courier New" w:hAnsi="Courier New" w:cs="Courier New"/>
-          <w:color w:val="FFFFFF"/>
-          <w:sz w:val="20"/>
-          <w:szCs w:val="20"/>
-          <w:lang w:val="hu-HU"/>
-        </w:rPr>
-        <w:t>dim_</w:t>
+        <w:t xml:space="preserve">        dim_</w:t>
       </w:r>
       <w:proofErr w:type="gramStart"/>
       <w:r>
@@ -3294,18 +1989,7 @@
           <w:szCs w:val="20"/>
           <w:lang w:val="hu-HU"/>
         </w:rPr>
-        <w:t>_name</w:t>
-      </w:r>
-      <w:proofErr w:type="spellEnd"/>
-      <w:r>
-        <w:rPr>
-          <w:rFonts w:ascii="Courier New" w:eastAsia="Courier New" w:hAnsi="Courier New" w:cs="Courier New"/>
-          <w:color w:val="FFFFFF"/>
-          <w:sz w:val="20"/>
-          <w:szCs w:val="20"/>
-          <w:lang w:val="hu-HU"/>
-        </w:rPr>
-        <w:t xml:space="preserve"> AS "Város</w:t>
+        <w:t>_name AS "Város</w:t>
       </w:r>
       <w:proofErr w:type="gramStart"/>
       <w:r>
@@ -3343,18 +2027,7 @@
           <w:szCs w:val="20"/>
           <w:lang w:val="hu-HU"/>
         </w:rPr>
-        <w:t xml:space="preserve">        </w:t>
-      </w:r>
-      <w:proofErr w:type="spellStart"/>
-      <w:r>
-        <w:rPr>
-          <w:rFonts w:ascii="Courier New" w:eastAsia="Courier New" w:hAnsi="Courier New" w:cs="Courier New"/>
-          <w:color w:val="FFFFFF"/>
-          <w:sz w:val="20"/>
-          <w:szCs w:val="20"/>
-          <w:lang w:val="hu-HU"/>
-        </w:rPr>
-        <w:t>dim_</w:t>
+        <w:t xml:space="preserve">        dim_</w:t>
       </w:r>
       <w:proofErr w:type="gramStart"/>
       <w:r>
@@ -3367,7 +2040,6 @@
         </w:rPr>
         <w:t>cities.country</w:t>
       </w:r>
-      <w:proofErr w:type="spellEnd"/>
       <w:proofErr w:type="gramEnd"/>
       <w:r>
         <w:rPr>
@@ -3415,18 +2087,7 @@
           <w:szCs w:val="20"/>
           <w:lang w:val="hu-HU"/>
         </w:rPr>
-        <w:t xml:space="preserve">        </w:t>
-      </w:r>
-      <w:proofErr w:type="spellStart"/>
-      <w:r>
-        <w:rPr>
-          <w:rFonts w:ascii="Courier New" w:eastAsia="Courier New" w:hAnsi="Courier New" w:cs="Courier New"/>
-          <w:color w:val="FFFFFF"/>
-          <w:sz w:val="20"/>
-          <w:szCs w:val="20"/>
-          <w:lang w:val="hu-HU"/>
-        </w:rPr>
-        <w:t>dim_</w:t>
+        <w:t xml:space="preserve">        dim_</w:t>
       </w:r>
       <w:proofErr w:type="gramStart"/>
       <w:r>
@@ -3439,7 +2100,6 @@
         </w:rPr>
         <w:t>cities.latitude</w:t>
       </w:r>
-      <w:proofErr w:type="spellEnd"/>
       <w:proofErr w:type="gramEnd"/>
       <w:r>
         <w:rPr>
@@ -3449,20 +2109,8 @@
           <w:szCs w:val="20"/>
           <w:lang w:val="hu-HU"/>
         </w:rPr>
-        <w:t xml:space="preserve"> AS "</w:t>
-      </w:r>
-      <w:proofErr w:type="spellStart"/>
-      <w:r>
-        <w:rPr>
-          <w:rFonts w:ascii="Courier New" w:eastAsia="Courier New" w:hAnsi="Courier New" w:cs="Courier New"/>
-          <w:color w:val="FFFFFF"/>
-          <w:sz w:val="20"/>
-          <w:szCs w:val="20"/>
-          <w:lang w:val="hu-HU"/>
-        </w:rPr>
-        <w:t>Latitude</w:t>
-      </w:r>
-      <w:proofErr w:type="spellEnd"/>
+        <w:t xml:space="preserve"> AS "Latitude</w:t>
+      </w:r>
       <w:proofErr w:type="gramStart"/>
       <w:r>
         <w:rPr>
@@ -3499,18 +2147,7 @@
           <w:szCs w:val="20"/>
           <w:lang w:val="hu-HU"/>
         </w:rPr>
-        <w:t xml:space="preserve">        </w:t>
-      </w:r>
-      <w:proofErr w:type="spellStart"/>
-      <w:r>
-        <w:rPr>
-          <w:rFonts w:ascii="Courier New" w:eastAsia="Courier New" w:hAnsi="Courier New" w:cs="Courier New"/>
-          <w:color w:val="FFFFFF"/>
-          <w:sz w:val="20"/>
-          <w:szCs w:val="20"/>
-          <w:lang w:val="hu-HU"/>
-        </w:rPr>
-        <w:t>dim_</w:t>
+        <w:t xml:space="preserve">        dim_</w:t>
       </w:r>
       <w:proofErr w:type="gramStart"/>
       <w:r>
@@ -3523,7 +2160,6 @@
         </w:rPr>
         <w:t>cities.longitude</w:t>
       </w:r>
-      <w:proofErr w:type="spellEnd"/>
       <w:proofErr w:type="gramEnd"/>
       <w:r>
         <w:rPr>
@@ -3533,56 +2169,23 @@
           <w:szCs w:val="20"/>
           <w:lang w:val="hu-HU"/>
         </w:rPr>
-        <w:t xml:space="preserve"> AS "</w:t>
-      </w:r>
-      <w:proofErr w:type="spellStart"/>
-      <w:r>
-        <w:rPr>
-          <w:rFonts w:ascii="Courier New" w:eastAsia="Courier New" w:hAnsi="Courier New" w:cs="Courier New"/>
-          <w:color w:val="FFFFFF"/>
-          <w:sz w:val="20"/>
-          <w:szCs w:val="20"/>
-          <w:lang w:val="hu-HU"/>
-        </w:rPr>
-        <w:t>Longitude</w:t>
-      </w:r>
-      <w:proofErr w:type="spellEnd"/>
-      <w:r>
-        <w:rPr>
-          <w:rFonts w:ascii="Courier New" w:eastAsia="Courier New" w:hAnsi="Courier New" w:cs="Courier New"/>
-          <w:color w:val="FFFFFF"/>
-          <w:sz w:val="20"/>
-          <w:szCs w:val="20"/>
-          <w:lang w:val="hu-HU"/>
-        </w:rPr>
-        <w:t xml:space="preserve">"    </w:t>
-      </w:r>
-      <w:r>
-        <w:rPr>
-          <w:lang w:val="hu-HU"/>
-        </w:rPr>
-        <w:br/>
-      </w:r>
-      <w:r>
-        <w:rPr>
-          <w:rFonts w:ascii="Courier New" w:eastAsia="Courier New" w:hAnsi="Courier New" w:cs="Courier New"/>
-          <w:color w:val="FFFFFF"/>
-          <w:sz w:val="20"/>
-          <w:szCs w:val="20"/>
-          <w:lang w:val="hu-HU"/>
-        </w:rPr>
-        <w:t xml:space="preserve">    FROM </w:t>
-      </w:r>
-      <w:proofErr w:type="spellStart"/>
-      <w:r>
-        <w:rPr>
-          <w:rFonts w:ascii="Courier New" w:eastAsia="Courier New" w:hAnsi="Courier New" w:cs="Courier New"/>
-          <w:color w:val="FFFFFF"/>
-          <w:sz w:val="20"/>
-          <w:szCs w:val="20"/>
-          <w:lang w:val="hu-HU"/>
-        </w:rPr>
-        <w:t>dim_</w:t>
+        <w:t xml:space="preserve"> AS "Longitude"    </w:t>
+      </w:r>
+      <w:r>
+        <w:rPr>
+          <w:lang w:val="hu-HU"/>
+        </w:rPr>
+        <w:br/>
+      </w:r>
+      <w:r>
+        <w:rPr>
+          <w:rFonts w:ascii="Courier New" w:eastAsia="Courier New" w:hAnsi="Courier New" w:cs="Courier New"/>
+          <w:color w:val="FFFFFF"/>
+          <w:sz w:val="20"/>
+          <w:szCs w:val="20"/>
+          <w:lang w:val="hu-HU"/>
+        </w:rPr>
+        <w:t xml:space="preserve">    FROM dim_</w:t>
       </w:r>
       <w:proofErr w:type="gramStart"/>
       <w:r>
@@ -3593,18 +2196,7 @@
           <w:szCs w:val="20"/>
           <w:lang w:val="hu-HU"/>
         </w:rPr>
-        <w:t>cities</w:t>
-      </w:r>
-      <w:proofErr w:type="spellEnd"/>
-      <w:r>
-        <w:rPr>
-          <w:rFonts w:ascii="Courier New" w:eastAsia="Courier New" w:hAnsi="Courier New" w:cs="Courier New"/>
-          <w:color w:val="FFFFFF"/>
-          <w:sz w:val="20"/>
-          <w:szCs w:val="20"/>
-          <w:lang w:val="hu-HU"/>
-        </w:rPr>
-        <w:t xml:space="preserve">;   </w:t>
+        <w:t xml:space="preserve">cities;   </w:t>
       </w:r>
       <w:proofErr w:type="gramEnd"/>
       <w:r>
@@ -3728,7 +2320,6 @@
         </w:rPr>
         <w:t xml:space="preserve">        </w:t>
       </w:r>
-      <w:proofErr w:type="spellStart"/>
       <w:proofErr w:type="gramStart"/>
       <w:r>
         <w:rPr>
@@ -3749,18 +2340,7 @@
           <w:szCs w:val="20"/>
           <w:lang w:val="hu-HU"/>
         </w:rPr>
-        <w:t>_name</w:t>
-      </w:r>
-      <w:proofErr w:type="spellEnd"/>
-      <w:r>
-        <w:rPr>
-          <w:rFonts w:ascii="Courier New" w:eastAsia="Courier New" w:hAnsi="Courier New" w:cs="Courier New"/>
-          <w:color w:val="FFFFFF"/>
-          <w:sz w:val="20"/>
-          <w:szCs w:val="20"/>
-          <w:lang w:val="hu-HU"/>
-        </w:rPr>
-        <w:t xml:space="preserve"> AS "Város</w:t>
+        <w:t>_name AS "Város</w:t>
       </w:r>
       <w:proofErr w:type="gramStart"/>
       <w:r>
@@ -3800,7 +2380,6 @@
         </w:rPr>
         <w:t xml:space="preserve">        </w:t>
       </w:r>
-      <w:proofErr w:type="spellStart"/>
       <w:proofErr w:type="gramStart"/>
       <w:r>
         <w:rPr>
@@ -3812,7 +2391,6 @@
         </w:rPr>
         <w:t>w.humidity</w:t>
       </w:r>
-      <w:proofErr w:type="spellEnd"/>
       <w:proofErr w:type="gramEnd"/>
       <w:r>
         <w:rPr>
@@ -3838,69 +2416,24 @@
           <w:szCs w:val="20"/>
           <w:lang w:val="hu-HU"/>
         </w:rPr>
-        <w:t xml:space="preserve">    FROM </w:t>
-      </w:r>
-      <w:proofErr w:type="spellStart"/>
-      <w:r>
-        <w:rPr>
-          <w:rFonts w:ascii="Courier New" w:eastAsia="Courier New" w:hAnsi="Courier New" w:cs="Courier New"/>
-          <w:color w:val="FFFFFF"/>
-          <w:sz w:val="20"/>
-          <w:szCs w:val="20"/>
-          <w:lang w:val="hu-HU"/>
-        </w:rPr>
-        <w:t>fact_weather</w:t>
-      </w:r>
-      <w:proofErr w:type="spellEnd"/>
-      <w:r>
-        <w:rPr>
-          <w:rFonts w:ascii="Courier New" w:eastAsia="Courier New" w:hAnsi="Courier New" w:cs="Courier New"/>
-          <w:color w:val="FFFFFF"/>
-          <w:sz w:val="20"/>
-          <w:szCs w:val="20"/>
-          <w:lang w:val="hu-HU"/>
-        </w:rPr>
-        <w:t xml:space="preserve"> w    </w:t>
-      </w:r>
-      <w:r>
-        <w:rPr>
-          <w:lang w:val="hu-HU"/>
-        </w:rPr>
-        <w:br/>
-      </w:r>
-      <w:r>
-        <w:rPr>
-          <w:rFonts w:ascii="Courier New" w:eastAsia="Courier New" w:hAnsi="Courier New" w:cs="Courier New"/>
-          <w:color w:val="FFFFFF"/>
-          <w:sz w:val="20"/>
-          <w:szCs w:val="20"/>
-          <w:lang w:val="hu-HU"/>
-        </w:rPr>
-        <w:t xml:space="preserve">    JOIN </w:t>
-      </w:r>
-      <w:proofErr w:type="spellStart"/>
-      <w:r>
-        <w:rPr>
-          <w:rFonts w:ascii="Courier New" w:eastAsia="Courier New" w:hAnsi="Courier New" w:cs="Courier New"/>
-          <w:color w:val="FFFFFF"/>
-          <w:sz w:val="20"/>
-          <w:szCs w:val="20"/>
-          <w:lang w:val="hu-HU"/>
-        </w:rPr>
-        <w:t>dim_cities</w:t>
-      </w:r>
-      <w:proofErr w:type="spellEnd"/>
-      <w:r>
-        <w:rPr>
-          <w:rFonts w:ascii="Courier New" w:eastAsia="Courier New" w:hAnsi="Courier New" w:cs="Courier New"/>
-          <w:color w:val="FFFFFF"/>
-          <w:sz w:val="20"/>
-          <w:szCs w:val="20"/>
-          <w:lang w:val="hu-HU"/>
-        </w:rPr>
-        <w:t xml:space="preserve"> c ON </w:t>
-      </w:r>
-      <w:proofErr w:type="spellStart"/>
+        <w:t xml:space="preserve">    FROM fact_weather w    </w:t>
+      </w:r>
+      <w:r>
+        <w:rPr>
+          <w:lang w:val="hu-HU"/>
+        </w:rPr>
+        <w:br/>
+      </w:r>
+      <w:r>
+        <w:rPr>
+          <w:rFonts w:ascii="Courier New" w:eastAsia="Courier New" w:hAnsi="Courier New" w:cs="Courier New"/>
+          <w:color w:val="FFFFFF"/>
+          <w:sz w:val="20"/>
+          <w:szCs w:val="20"/>
+          <w:lang w:val="hu-HU"/>
+        </w:rPr>
+        <w:t xml:space="preserve">    JOIN dim_cities c ON </w:t>
+      </w:r>
       <w:proofErr w:type="gramStart"/>
       <w:r>
         <w:rPr>
@@ -3921,20 +2454,8 @@
           <w:szCs w:val="20"/>
           <w:lang w:val="hu-HU"/>
         </w:rPr>
-        <w:t>_id</w:t>
-      </w:r>
-      <w:proofErr w:type="spellEnd"/>
-      <w:r>
-        <w:rPr>
-          <w:rFonts w:ascii="Courier New" w:eastAsia="Courier New" w:hAnsi="Courier New" w:cs="Courier New"/>
-          <w:color w:val="FFFFFF"/>
-          <w:sz w:val="20"/>
-          <w:szCs w:val="20"/>
-          <w:lang w:val="hu-HU"/>
-        </w:rPr>
-        <w:t xml:space="preserve"> = </w:t>
-      </w:r>
-      <w:proofErr w:type="spellStart"/>
+        <w:t xml:space="preserve">_id = </w:t>
+      </w:r>
       <w:proofErr w:type="gramStart"/>
       <w:r>
         <w:rPr>
@@ -3955,18 +2476,7 @@
           <w:szCs w:val="20"/>
           <w:lang w:val="hu-HU"/>
         </w:rPr>
-        <w:t>_id</w:t>
-      </w:r>
-      <w:proofErr w:type="spellEnd"/>
-      <w:r>
-        <w:rPr>
-          <w:rFonts w:ascii="Courier New" w:eastAsia="Courier New" w:hAnsi="Courier New" w:cs="Courier New"/>
-          <w:color w:val="FFFFFF"/>
-          <w:sz w:val="20"/>
-          <w:szCs w:val="20"/>
-          <w:lang w:val="hu-HU"/>
-        </w:rPr>
-        <w:t xml:space="preserve">    </w:t>
+        <w:t xml:space="preserve">_id    </w:t>
       </w:r>
       <w:r>
         <w:rPr>
@@ -3984,7 +2494,6 @@
         </w:rPr>
         <w:t xml:space="preserve">    WHERE </w:t>
       </w:r>
-      <w:proofErr w:type="spellStart"/>
       <w:proofErr w:type="gramStart"/>
       <w:r>
         <w:rPr>
@@ -4005,18 +2514,7 @@
           <w:szCs w:val="20"/>
           <w:lang w:val="hu-HU"/>
         </w:rPr>
-        <w:t>_id</w:t>
-      </w:r>
-      <w:proofErr w:type="spellEnd"/>
-      <w:r>
-        <w:rPr>
-          <w:rFonts w:ascii="Courier New" w:eastAsia="Courier New" w:hAnsi="Courier New" w:cs="Courier New"/>
-          <w:color w:val="FFFFFF"/>
-          <w:sz w:val="20"/>
-          <w:szCs w:val="20"/>
-          <w:lang w:val="hu-HU"/>
-        </w:rPr>
-        <w:t xml:space="preserve"> = (SELECT </w:t>
+        <w:t xml:space="preserve">_id = (SELECT </w:t>
       </w:r>
       <w:proofErr w:type="gramStart"/>
       <w:r>
@@ -4029,7 +2527,6 @@
         </w:rPr>
         <w:t>MAX(</w:t>
       </w:r>
-      <w:proofErr w:type="spellStart"/>
       <w:proofErr w:type="gramEnd"/>
       <w:r>
         <w:rPr>
@@ -4039,29 +2536,7 @@
           <w:szCs w:val="20"/>
           <w:lang w:val="hu-HU"/>
         </w:rPr>
-        <w:t>date_id</w:t>
-      </w:r>
-      <w:proofErr w:type="spellEnd"/>
-      <w:r>
-        <w:rPr>
-          <w:rFonts w:ascii="Courier New" w:eastAsia="Courier New" w:hAnsi="Courier New" w:cs="Courier New"/>
-          <w:color w:val="FFFFFF"/>
-          <w:sz w:val="20"/>
-          <w:szCs w:val="20"/>
-          <w:lang w:val="hu-HU"/>
-        </w:rPr>
-        <w:t xml:space="preserve">) FROM </w:t>
-      </w:r>
-      <w:proofErr w:type="spellStart"/>
-      <w:r>
-        <w:rPr>
-          <w:rFonts w:ascii="Courier New" w:eastAsia="Courier New" w:hAnsi="Courier New" w:cs="Courier New"/>
-          <w:color w:val="FFFFFF"/>
-          <w:sz w:val="20"/>
-          <w:szCs w:val="20"/>
-          <w:lang w:val="hu-HU"/>
-        </w:rPr>
-        <w:t>dim_</w:t>
+        <w:t>date_id) FROM dim_</w:t>
       </w:r>
       <w:proofErr w:type="gramStart"/>
       <w:r>
@@ -4072,18 +2547,7 @@
           <w:szCs w:val="20"/>
           <w:lang w:val="hu-HU"/>
         </w:rPr>
-        <w:t>date</w:t>
-      </w:r>
-      <w:proofErr w:type="spellEnd"/>
-      <w:r>
-        <w:rPr>
-          <w:rFonts w:ascii="Courier New" w:eastAsia="Courier New" w:hAnsi="Courier New" w:cs="Courier New"/>
-          <w:color w:val="FFFFFF"/>
-          <w:sz w:val="20"/>
-          <w:szCs w:val="20"/>
-          <w:lang w:val="hu-HU"/>
-        </w:rPr>
-        <w:t xml:space="preserve">)   </w:t>
+        <w:t xml:space="preserve">date)   </w:t>
       </w:r>
       <w:proofErr w:type="gramEnd"/>
       <w:r>
@@ -4112,7 +2576,6 @@
         </w:rPr>
         <w:t xml:space="preserve">    ORDER BY </w:t>
       </w:r>
-      <w:proofErr w:type="spellStart"/>
       <w:proofErr w:type="gramStart"/>
       <w:r>
         <w:rPr>
@@ -4124,7 +2587,6 @@
         </w:rPr>
         <w:t>w.humidity</w:t>
       </w:r>
-      <w:proofErr w:type="spellEnd"/>
       <w:proofErr w:type="gramEnd"/>
       <w:r>
         <w:rPr>
@@ -4215,21 +2677,7 @@
         <w:rPr>
           <w:lang w:val="hu-HU"/>
         </w:rPr>
-        <w:t xml:space="preserve">Megmutatja az egyes országok aggregált átlagos hőmérsékletét és szélsebességét a legutolsó mérések alapján, a dedikált </w:t>
-      </w:r>
-      <w:proofErr w:type="spellStart"/>
-      <w:r>
-        <w:rPr>
-          <w:lang w:val="hu-HU"/>
-        </w:rPr>
-        <w:t>aggregációs</w:t>
-      </w:r>
-      <w:proofErr w:type="spellEnd"/>
-      <w:r>
-        <w:rPr>
-          <w:lang w:val="hu-HU"/>
-        </w:rPr>
-        <w:t xml:space="preserve"> Data Mart táblából.</w:t>
+        <w:t>Megmutatja az egyes országok aggregált átlagos hőmérsékletét és szélsebességét a legutolsó mérések alapján, a dedikált aggregációs Data Mart táblából.</w:t>
       </w:r>
     </w:p>
     <w:p>
@@ -4319,30 +2767,84 @@
           <w:szCs w:val="20"/>
           <w:lang w:val="hu-HU"/>
         </w:rPr>
+        <w:t xml:space="preserve">        avg_temperature AS "Átlaghőmérséklet (°C)</w:t>
+      </w:r>
+      <w:proofErr w:type="gramStart"/>
+      <w:r>
+        <w:rPr>
+          <w:rFonts w:ascii="Courier New" w:eastAsia="Courier New" w:hAnsi="Courier New" w:cs="Courier New"/>
+          <w:color w:val="FFFFFF"/>
+          <w:sz w:val="20"/>
+          <w:szCs w:val="20"/>
+          <w:lang w:val="hu-HU"/>
+        </w:rPr>
+        <w:t xml:space="preserve">",   </w:t>
+      </w:r>
+      <w:proofErr w:type="gramEnd"/>
+      <w:r>
+        <w:rPr>
+          <w:rFonts w:ascii="Courier New" w:eastAsia="Courier New" w:hAnsi="Courier New" w:cs="Courier New"/>
+          <w:color w:val="FFFFFF"/>
+          <w:sz w:val="20"/>
+          <w:szCs w:val="20"/>
+          <w:lang w:val="hu-HU"/>
+        </w:rPr>
+        <w:t xml:space="preserve">  </w:t>
+      </w:r>
+      <w:r>
+        <w:rPr>
+          <w:lang w:val="hu-HU"/>
+        </w:rPr>
+        <w:br/>
+      </w:r>
+      <w:r>
+        <w:rPr>
+          <w:rFonts w:ascii="Courier New" w:eastAsia="Courier New" w:hAnsi="Courier New" w:cs="Courier New"/>
+          <w:color w:val="FFFFFF"/>
+          <w:sz w:val="20"/>
+          <w:szCs w:val="20"/>
+          <w:lang w:val="hu-HU"/>
+        </w:rPr>
+        <w:t xml:space="preserve">        avg_wind_speed AS "Átlagos Szélsebesség (km/h)</w:t>
+      </w:r>
+      <w:proofErr w:type="gramStart"/>
+      <w:r>
+        <w:rPr>
+          <w:rFonts w:ascii="Courier New" w:eastAsia="Courier New" w:hAnsi="Courier New" w:cs="Courier New"/>
+          <w:color w:val="FFFFFF"/>
+          <w:sz w:val="20"/>
+          <w:szCs w:val="20"/>
+          <w:lang w:val="hu-HU"/>
+        </w:rPr>
+        <w:t xml:space="preserve">",   </w:t>
+      </w:r>
+      <w:proofErr w:type="gramEnd"/>
+      <w:r>
+        <w:rPr>
+          <w:rFonts w:ascii="Courier New" w:eastAsia="Courier New" w:hAnsi="Courier New" w:cs="Courier New"/>
+          <w:color w:val="FFFFFF"/>
+          <w:sz w:val="20"/>
+          <w:szCs w:val="20"/>
+          <w:lang w:val="hu-HU"/>
+        </w:rPr>
+        <w:t xml:space="preserve"> </w:t>
+      </w:r>
+      <w:r>
+        <w:rPr>
+          <w:lang w:val="hu-HU"/>
+        </w:rPr>
+        <w:br/>
+      </w:r>
+      <w:r>
+        <w:rPr>
+          <w:rFonts w:ascii="Courier New" w:eastAsia="Courier New" w:hAnsi="Courier New" w:cs="Courier New"/>
+          <w:color w:val="FFFFFF"/>
+          <w:sz w:val="20"/>
+          <w:szCs w:val="20"/>
+          <w:lang w:val="hu-HU"/>
+        </w:rPr>
         <w:t xml:space="preserve">        </w:t>
       </w:r>
-      <w:proofErr w:type="spellStart"/>
-      <w:r>
-        <w:rPr>
-          <w:rFonts w:ascii="Courier New" w:eastAsia="Courier New" w:hAnsi="Courier New" w:cs="Courier New"/>
-          <w:color w:val="FFFFFF"/>
-          <w:sz w:val="20"/>
-          <w:szCs w:val="20"/>
-          <w:lang w:val="hu-HU"/>
-        </w:rPr>
-        <w:t>avg_temperature</w:t>
-      </w:r>
-      <w:proofErr w:type="spellEnd"/>
-      <w:r>
-        <w:rPr>
-          <w:rFonts w:ascii="Courier New" w:eastAsia="Courier New" w:hAnsi="Courier New" w:cs="Courier New"/>
-          <w:color w:val="FFFFFF"/>
-          <w:sz w:val="20"/>
-          <w:szCs w:val="20"/>
-          <w:lang w:val="hu-HU"/>
-        </w:rPr>
-        <w:t xml:space="preserve"> AS "Átlaghőmérséklet (°C)</w:t>
-      </w:r>
       <w:proofErr w:type="gramStart"/>
       <w:r>
         <w:rPr>
@@ -4352,7 +2854,7 @@
           <w:szCs w:val="20"/>
           <w:lang w:val="hu-HU"/>
         </w:rPr>
-        <w:t xml:space="preserve">",   </w:t>
+        <w:t>d.full</w:t>
       </w:r>
       <w:proofErr w:type="gramEnd"/>
       <w:r>
@@ -4363,45 +2865,39 @@
           <w:szCs w:val="20"/>
           <w:lang w:val="hu-HU"/>
         </w:rPr>
-        <w:t xml:space="preserve">  </w:t>
-      </w:r>
-      <w:r>
-        <w:rPr>
-          <w:lang w:val="hu-HU"/>
-        </w:rPr>
-        <w:br/>
-      </w:r>
-      <w:r>
-        <w:rPr>
-          <w:rFonts w:ascii="Courier New" w:eastAsia="Courier New" w:hAnsi="Courier New" w:cs="Courier New"/>
-          <w:color w:val="FFFFFF"/>
-          <w:sz w:val="20"/>
-          <w:szCs w:val="20"/>
-          <w:lang w:val="hu-HU"/>
-        </w:rPr>
-        <w:t xml:space="preserve">        </w:t>
-      </w:r>
-      <w:proofErr w:type="spellStart"/>
-      <w:r>
-        <w:rPr>
-          <w:rFonts w:ascii="Courier New" w:eastAsia="Courier New" w:hAnsi="Courier New" w:cs="Courier New"/>
-          <w:color w:val="FFFFFF"/>
-          <w:sz w:val="20"/>
-          <w:szCs w:val="20"/>
-          <w:lang w:val="hu-HU"/>
-        </w:rPr>
-        <w:t>avg_wind_speed</w:t>
-      </w:r>
-      <w:proofErr w:type="spellEnd"/>
-      <w:r>
-        <w:rPr>
-          <w:rFonts w:ascii="Courier New" w:eastAsia="Courier New" w:hAnsi="Courier New" w:cs="Courier New"/>
-          <w:color w:val="FFFFFF"/>
-          <w:sz w:val="20"/>
-          <w:szCs w:val="20"/>
-          <w:lang w:val="hu-HU"/>
-        </w:rPr>
-        <w:t xml:space="preserve"> AS "Átlagos Szélsebesség (km/h)</w:t>
+        <w:t xml:space="preserve">_datetime AS "Mérés ideje"    </w:t>
+      </w:r>
+      <w:r>
+        <w:rPr>
+          <w:lang w:val="hu-HU"/>
+        </w:rPr>
+        <w:br/>
+      </w:r>
+      <w:r>
+        <w:rPr>
+          <w:rFonts w:ascii="Courier New" w:eastAsia="Courier New" w:hAnsi="Courier New" w:cs="Courier New"/>
+          <w:color w:val="FFFFFF"/>
+          <w:sz w:val="20"/>
+          <w:szCs w:val="20"/>
+          <w:lang w:val="hu-HU"/>
+        </w:rPr>
+        <w:t xml:space="preserve">    FROM agg_country_weather a    </w:t>
+      </w:r>
+      <w:r>
+        <w:rPr>
+          <w:lang w:val="hu-HU"/>
+        </w:rPr>
+        <w:br/>
+      </w:r>
+      <w:r>
+        <w:rPr>
+          <w:rFonts w:ascii="Courier New" w:eastAsia="Courier New" w:hAnsi="Courier New" w:cs="Courier New"/>
+          <w:color w:val="FFFFFF"/>
+          <w:sz w:val="20"/>
+          <w:szCs w:val="20"/>
+          <w:lang w:val="hu-HU"/>
+        </w:rPr>
+        <w:t xml:space="preserve">    JOIN dim_date d ON </w:t>
       </w:r>
       <w:proofErr w:type="gramStart"/>
       <w:r>
@@ -4412,7 +2908,7 @@
           <w:szCs w:val="20"/>
           <w:lang w:val="hu-HU"/>
         </w:rPr>
-        <w:t xml:space="preserve">",   </w:t>
+        <w:t>a.date</w:t>
       </w:r>
       <w:proofErr w:type="gramEnd"/>
       <w:r>
@@ -4423,6 +2919,110 @@
           <w:szCs w:val="20"/>
           <w:lang w:val="hu-HU"/>
         </w:rPr>
+        <w:t xml:space="preserve">_id = </w:t>
+      </w:r>
+      <w:proofErr w:type="gramStart"/>
+      <w:r>
+        <w:rPr>
+          <w:rFonts w:ascii="Courier New" w:eastAsia="Courier New" w:hAnsi="Courier New" w:cs="Courier New"/>
+          <w:color w:val="FFFFFF"/>
+          <w:sz w:val="20"/>
+          <w:szCs w:val="20"/>
+          <w:lang w:val="hu-HU"/>
+        </w:rPr>
+        <w:t>d.date</w:t>
+      </w:r>
+      <w:proofErr w:type="gramEnd"/>
+      <w:r>
+        <w:rPr>
+          <w:rFonts w:ascii="Courier New" w:eastAsia="Courier New" w:hAnsi="Courier New" w:cs="Courier New"/>
+          <w:color w:val="FFFFFF"/>
+          <w:sz w:val="20"/>
+          <w:szCs w:val="20"/>
+          <w:lang w:val="hu-HU"/>
+        </w:rPr>
+        <w:t xml:space="preserve">_id    </w:t>
+      </w:r>
+      <w:r>
+        <w:rPr>
+          <w:lang w:val="hu-HU"/>
+        </w:rPr>
+        <w:br/>
+      </w:r>
+      <w:r>
+        <w:rPr>
+          <w:rFonts w:ascii="Courier New" w:eastAsia="Courier New" w:hAnsi="Courier New" w:cs="Courier New"/>
+          <w:color w:val="FFFFFF"/>
+          <w:sz w:val="20"/>
+          <w:szCs w:val="20"/>
+          <w:lang w:val="hu-HU"/>
+        </w:rPr>
+        <w:t xml:space="preserve">    WHERE </w:t>
+      </w:r>
+      <w:proofErr w:type="gramStart"/>
+      <w:r>
+        <w:rPr>
+          <w:rFonts w:ascii="Courier New" w:eastAsia="Courier New" w:hAnsi="Courier New" w:cs="Courier New"/>
+          <w:color w:val="FFFFFF"/>
+          <w:sz w:val="20"/>
+          <w:szCs w:val="20"/>
+          <w:lang w:val="hu-HU"/>
+        </w:rPr>
+        <w:t>a.date</w:t>
+      </w:r>
+      <w:proofErr w:type="gramEnd"/>
+      <w:r>
+        <w:rPr>
+          <w:rFonts w:ascii="Courier New" w:eastAsia="Courier New" w:hAnsi="Courier New" w:cs="Courier New"/>
+          <w:color w:val="FFFFFF"/>
+          <w:sz w:val="20"/>
+          <w:szCs w:val="20"/>
+          <w:lang w:val="hu-HU"/>
+        </w:rPr>
+        <w:t xml:space="preserve">_id = (SELECT </w:t>
+      </w:r>
+      <w:proofErr w:type="gramStart"/>
+      <w:r>
+        <w:rPr>
+          <w:rFonts w:ascii="Courier New" w:eastAsia="Courier New" w:hAnsi="Courier New" w:cs="Courier New"/>
+          <w:color w:val="FFFFFF"/>
+          <w:sz w:val="20"/>
+          <w:szCs w:val="20"/>
+          <w:lang w:val="hu-HU"/>
+        </w:rPr>
+        <w:t>MAX(</w:t>
+      </w:r>
+      <w:proofErr w:type="gramEnd"/>
+      <w:r>
+        <w:rPr>
+          <w:rFonts w:ascii="Courier New" w:eastAsia="Courier New" w:hAnsi="Courier New" w:cs="Courier New"/>
+          <w:color w:val="FFFFFF"/>
+          <w:sz w:val="20"/>
+          <w:szCs w:val="20"/>
+          <w:lang w:val="hu-HU"/>
+        </w:rPr>
+        <w:t>date_id) FROM agg_country_</w:t>
+      </w:r>
+      <w:proofErr w:type="gramStart"/>
+      <w:r>
+        <w:rPr>
+          <w:rFonts w:ascii="Courier New" w:eastAsia="Courier New" w:hAnsi="Courier New" w:cs="Courier New"/>
+          <w:color w:val="FFFFFF"/>
+          <w:sz w:val="20"/>
+          <w:szCs w:val="20"/>
+          <w:lang w:val="hu-HU"/>
+        </w:rPr>
+        <w:t xml:space="preserve">weather)   </w:t>
+      </w:r>
+      <w:proofErr w:type="gramEnd"/>
+      <w:r>
+        <w:rPr>
+          <w:rFonts w:ascii="Courier New" w:eastAsia="Courier New" w:hAnsi="Courier New" w:cs="Courier New"/>
+          <w:color w:val="FFFFFF"/>
+          <w:sz w:val="20"/>
+          <w:szCs w:val="20"/>
+          <w:lang w:val="hu-HU"/>
+        </w:rPr>
         <w:t xml:space="preserve"> </w:t>
       </w:r>
       <w:r>
@@ -4439,351 +3039,7 @@
           <w:szCs w:val="20"/>
           <w:lang w:val="hu-HU"/>
         </w:rPr>
-        <w:t xml:space="preserve">        </w:t>
-      </w:r>
-      <w:proofErr w:type="spellStart"/>
-      <w:proofErr w:type="gramStart"/>
-      <w:r>
-        <w:rPr>
-          <w:rFonts w:ascii="Courier New" w:eastAsia="Courier New" w:hAnsi="Courier New" w:cs="Courier New"/>
-          <w:color w:val="FFFFFF"/>
-          <w:sz w:val="20"/>
-          <w:szCs w:val="20"/>
-          <w:lang w:val="hu-HU"/>
-        </w:rPr>
-        <w:t>d.full</w:t>
-      </w:r>
-      <w:proofErr w:type="gramEnd"/>
-      <w:r>
-        <w:rPr>
-          <w:rFonts w:ascii="Courier New" w:eastAsia="Courier New" w:hAnsi="Courier New" w:cs="Courier New"/>
-          <w:color w:val="FFFFFF"/>
-          <w:sz w:val="20"/>
-          <w:szCs w:val="20"/>
-          <w:lang w:val="hu-HU"/>
-        </w:rPr>
-        <w:t>_datetime</w:t>
-      </w:r>
-      <w:proofErr w:type="spellEnd"/>
-      <w:r>
-        <w:rPr>
-          <w:rFonts w:ascii="Courier New" w:eastAsia="Courier New" w:hAnsi="Courier New" w:cs="Courier New"/>
-          <w:color w:val="FFFFFF"/>
-          <w:sz w:val="20"/>
-          <w:szCs w:val="20"/>
-          <w:lang w:val="hu-HU"/>
-        </w:rPr>
-        <w:t xml:space="preserve"> AS "Mérés ideje"    </w:t>
-      </w:r>
-      <w:r>
-        <w:rPr>
-          <w:lang w:val="hu-HU"/>
-        </w:rPr>
-        <w:br/>
-      </w:r>
-      <w:r>
-        <w:rPr>
-          <w:rFonts w:ascii="Courier New" w:eastAsia="Courier New" w:hAnsi="Courier New" w:cs="Courier New"/>
-          <w:color w:val="FFFFFF"/>
-          <w:sz w:val="20"/>
-          <w:szCs w:val="20"/>
-          <w:lang w:val="hu-HU"/>
-        </w:rPr>
-        <w:t xml:space="preserve">    FROM </w:t>
-      </w:r>
-      <w:proofErr w:type="spellStart"/>
-      <w:r>
-        <w:rPr>
-          <w:rFonts w:ascii="Courier New" w:eastAsia="Courier New" w:hAnsi="Courier New" w:cs="Courier New"/>
-          <w:color w:val="FFFFFF"/>
-          <w:sz w:val="20"/>
-          <w:szCs w:val="20"/>
-          <w:lang w:val="hu-HU"/>
-        </w:rPr>
-        <w:t>agg_country_weather</w:t>
-      </w:r>
-      <w:proofErr w:type="spellEnd"/>
-      <w:r>
-        <w:rPr>
-          <w:rFonts w:ascii="Courier New" w:eastAsia="Courier New" w:hAnsi="Courier New" w:cs="Courier New"/>
-          <w:color w:val="FFFFFF"/>
-          <w:sz w:val="20"/>
-          <w:szCs w:val="20"/>
-          <w:lang w:val="hu-HU"/>
-        </w:rPr>
-        <w:t xml:space="preserve"> a    </w:t>
-      </w:r>
-      <w:r>
-        <w:rPr>
-          <w:lang w:val="hu-HU"/>
-        </w:rPr>
-        <w:br/>
-      </w:r>
-      <w:r>
-        <w:rPr>
-          <w:rFonts w:ascii="Courier New" w:eastAsia="Courier New" w:hAnsi="Courier New" w:cs="Courier New"/>
-          <w:color w:val="FFFFFF"/>
-          <w:sz w:val="20"/>
-          <w:szCs w:val="20"/>
-          <w:lang w:val="hu-HU"/>
-        </w:rPr>
-        <w:t xml:space="preserve">    JOIN </w:t>
-      </w:r>
-      <w:proofErr w:type="spellStart"/>
-      <w:r>
-        <w:rPr>
-          <w:rFonts w:ascii="Courier New" w:eastAsia="Courier New" w:hAnsi="Courier New" w:cs="Courier New"/>
-          <w:color w:val="FFFFFF"/>
-          <w:sz w:val="20"/>
-          <w:szCs w:val="20"/>
-          <w:lang w:val="hu-HU"/>
-        </w:rPr>
-        <w:t>dim_date</w:t>
-      </w:r>
-      <w:proofErr w:type="spellEnd"/>
-      <w:r>
-        <w:rPr>
-          <w:rFonts w:ascii="Courier New" w:eastAsia="Courier New" w:hAnsi="Courier New" w:cs="Courier New"/>
-          <w:color w:val="FFFFFF"/>
-          <w:sz w:val="20"/>
-          <w:szCs w:val="20"/>
-          <w:lang w:val="hu-HU"/>
-        </w:rPr>
-        <w:t xml:space="preserve"> d ON </w:t>
-      </w:r>
-      <w:proofErr w:type="spellStart"/>
-      <w:proofErr w:type="gramStart"/>
-      <w:r>
-        <w:rPr>
-          <w:rFonts w:ascii="Courier New" w:eastAsia="Courier New" w:hAnsi="Courier New" w:cs="Courier New"/>
-          <w:color w:val="FFFFFF"/>
-          <w:sz w:val="20"/>
-          <w:szCs w:val="20"/>
-          <w:lang w:val="hu-HU"/>
-        </w:rPr>
-        <w:t>a.date</w:t>
-      </w:r>
-      <w:proofErr w:type="gramEnd"/>
-      <w:r>
-        <w:rPr>
-          <w:rFonts w:ascii="Courier New" w:eastAsia="Courier New" w:hAnsi="Courier New" w:cs="Courier New"/>
-          <w:color w:val="FFFFFF"/>
-          <w:sz w:val="20"/>
-          <w:szCs w:val="20"/>
-          <w:lang w:val="hu-HU"/>
-        </w:rPr>
-        <w:t>_id</w:t>
-      </w:r>
-      <w:proofErr w:type="spellEnd"/>
-      <w:r>
-        <w:rPr>
-          <w:rFonts w:ascii="Courier New" w:eastAsia="Courier New" w:hAnsi="Courier New" w:cs="Courier New"/>
-          <w:color w:val="FFFFFF"/>
-          <w:sz w:val="20"/>
-          <w:szCs w:val="20"/>
-          <w:lang w:val="hu-HU"/>
-        </w:rPr>
-        <w:t xml:space="preserve"> = </w:t>
-      </w:r>
-      <w:proofErr w:type="spellStart"/>
-      <w:proofErr w:type="gramStart"/>
-      <w:r>
-        <w:rPr>
-          <w:rFonts w:ascii="Courier New" w:eastAsia="Courier New" w:hAnsi="Courier New" w:cs="Courier New"/>
-          <w:color w:val="FFFFFF"/>
-          <w:sz w:val="20"/>
-          <w:szCs w:val="20"/>
-          <w:lang w:val="hu-HU"/>
-        </w:rPr>
-        <w:t>d.date</w:t>
-      </w:r>
-      <w:proofErr w:type="gramEnd"/>
-      <w:r>
-        <w:rPr>
-          <w:rFonts w:ascii="Courier New" w:eastAsia="Courier New" w:hAnsi="Courier New" w:cs="Courier New"/>
-          <w:color w:val="FFFFFF"/>
-          <w:sz w:val="20"/>
-          <w:szCs w:val="20"/>
-          <w:lang w:val="hu-HU"/>
-        </w:rPr>
-        <w:t>_id</w:t>
-      </w:r>
-      <w:proofErr w:type="spellEnd"/>
-      <w:r>
-        <w:rPr>
-          <w:rFonts w:ascii="Courier New" w:eastAsia="Courier New" w:hAnsi="Courier New" w:cs="Courier New"/>
-          <w:color w:val="FFFFFF"/>
-          <w:sz w:val="20"/>
-          <w:szCs w:val="20"/>
-          <w:lang w:val="hu-HU"/>
-        </w:rPr>
-        <w:t xml:space="preserve">    </w:t>
-      </w:r>
-      <w:r>
-        <w:rPr>
-          <w:lang w:val="hu-HU"/>
-        </w:rPr>
-        <w:br/>
-      </w:r>
-      <w:r>
-        <w:rPr>
-          <w:rFonts w:ascii="Courier New" w:eastAsia="Courier New" w:hAnsi="Courier New" w:cs="Courier New"/>
-          <w:color w:val="FFFFFF"/>
-          <w:sz w:val="20"/>
-          <w:szCs w:val="20"/>
-          <w:lang w:val="hu-HU"/>
-        </w:rPr>
-        <w:t xml:space="preserve">    WHERE </w:t>
-      </w:r>
-      <w:proofErr w:type="spellStart"/>
-      <w:proofErr w:type="gramStart"/>
-      <w:r>
-        <w:rPr>
-          <w:rFonts w:ascii="Courier New" w:eastAsia="Courier New" w:hAnsi="Courier New" w:cs="Courier New"/>
-          <w:color w:val="FFFFFF"/>
-          <w:sz w:val="20"/>
-          <w:szCs w:val="20"/>
-          <w:lang w:val="hu-HU"/>
-        </w:rPr>
-        <w:t>a.date</w:t>
-      </w:r>
-      <w:proofErr w:type="gramEnd"/>
-      <w:r>
-        <w:rPr>
-          <w:rFonts w:ascii="Courier New" w:eastAsia="Courier New" w:hAnsi="Courier New" w:cs="Courier New"/>
-          <w:color w:val="FFFFFF"/>
-          <w:sz w:val="20"/>
-          <w:szCs w:val="20"/>
-          <w:lang w:val="hu-HU"/>
-        </w:rPr>
-        <w:t>_id</w:t>
-      </w:r>
-      <w:proofErr w:type="spellEnd"/>
-      <w:r>
-        <w:rPr>
-          <w:rFonts w:ascii="Courier New" w:eastAsia="Courier New" w:hAnsi="Courier New" w:cs="Courier New"/>
-          <w:color w:val="FFFFFF"/>
-          <w:sz w:val="20"/>
-          <w:szCs w:val="20"/>
-          <w:lang w:val="hu-HU"/>
-        </w:rPr>
-        <w:t xml:space="preserve"> = (SELECT </w:t>
-      </w:r>
-      <w:proofErr w:type="gramStart"/>
-      <w:r>
-        <w:rPr>
-          <w:rFonts w:ascii="Courier New" w:eastAsia="Courier New" w:hAnsi="Courier New" w:cs="Courier New"/>
-          <w:color w:val="FFFFFF"/>
-          <w:sz w:val="20"/>
-          <w:szCs w:val="20"/>
-          <w:lang w:val="hu-HU"/>
-        </w:rPr>
-        <w:t>MAX(</w:t>
-      </w:r>
-      <w:proofErr w:type="spellStart"/>
-      <w:proofErr w:type="gramEnd"/>
-      <w:r>
-        <w:rPr>
-          <w:rFonts w:ascii="Courier New" w:eastAsia="Courier New" w:hAnsi="Courier New" w:cs="Courier New"/>
-          <w:color w:val="FFFFFF"/>
-          <w:sz w:val="20"/>
-          <w:szCs w:val="20"/>
-          <w:lang w:val="hu-HU"/>
-        </w:rPr>
-        <w:t>date_id</w:t>
-      </w:r>
-      <w:proofErr w:type="spellEnd"/>
-      <w:r>
-        <w:rPr>
-          <w:rFonts w:ascii="Courier New" w:eastAsia="Courier New" w:hAnsi="Courier New" w:cs="Courier New"/>
-          <w:color w:val="FFFFFF"/>
-          <w:sz w:val="20"/>
-          <w:szCs w:val="20"/>
-          <w:lang w:val="hu-HU"/>
-        </w:rPr>
-        <w:t xml:space="preserve">) FROM </w:t>
-      </w:r>
-      <w:proofErr w:type="spellStart"/>
-      <w:r>
-        <w:rPr>
-          <w:rFonts w:ascii="Courier New" w:eastAsia="Courier New" w:hAnsi="Courier New" w:cs="Courier New"/>
-          <w:color w:val="FFFFFF"/>
-          <w:sz w:val="20"/>
-          <w:szCs w:val="20"/>
-          <w:lang w:val="hu-HU"/>
-        </w:rPr>
-        <w:t>agg_country_</w:t>
-      </w:r>
-      <w:proofErr w:type="gramStart"/>
-      <w:r>
-        <w:rPr>
-          <w:rFonts w:ascii="Courier New" w:eastAsia="Courier New" w:hAnsi="Courier New" w:cs="Courier New"/>
-          <w:color w:val="FFFFFF"/>
-          <w:sz w:val="20"/>
-          <w:szCs w:val="20"/>
-          <w:lang w:val="hu-HU"/>
-        </w:rPr>
-        <w:t>weather</w:t>
-      </w:r>
-      <w:proofErr w:type="spellEnd"/>
-      <w:r>
-        <w:rPr>
-          <w:rFonts w:ascii="Courier New" w:eastAsia="Courier New" w:hAnsi="Courier New" w:cs="Courier New"/>
-          <w:color w:val="FFFFFF"/>
-          <w:sz w:val="20"/>
-          <w:szCs w:val="20"/>
-          <w:lang w:val="hu-HU"/>
-        </w:rPr>
-        <w:t xml:space="preserve">)   </w:t>
-      </w:r>
-      <w:proofErr w:type="gramEnd"/>
-      <w:r>
-        <w:rPr>
-          <w:rFonts w:ascii="Courier New" w:eastAsia="Courier New" w:hAnsi="Courier New" w:cs="Courier New"/>
-          <w:color w:val="FFFFFF"/>
-          <w:sz w:val="20"/>
-          <w:szCs w:val="20"/>
-          <w:lang w:val="hu-HU"/>
-        </w:rPr>
-        <w:t xml:space="preserve"> </w:t>
-      </w:r>
-      <w:r>
-        <w:rPr>
-          <w:lang w:val="hu-HU"/>
-        </w:rPr>
-        <w:br/>
-      </w:r>
-      <w:r>
-        <w:rPr>
-          <w:rFonts w:ascii="Courier New" w:eastAsia="Courier New" w:hAnsi="Courier New" w:cs="Courier New"/>
-          <w:color w:val="FFFFFF"/>
-          <w:sz w:val="20"/>
-          <w:szCs w:val="20"/>
-          <w:lang w:val="hu-HU"/>
-        </w:rPr>
-        <w:t xml:space="preserve">    ORDER BY </w:t>
-      </w:r>
-      <w:proofErr w:type="spellStart"/>
-      <w:r>
-        <w:rPr>
-          <w:rFonts w:ascii="Courier New" w:eastAsia="Courier New" w:hAnsi="Courier New" w:cs="Courier New"/>
-          <w:color w:val="FFFFFF"/>
-          <w:sz w:val="20"/>
-          <w:szCs w:val="20"/>
-          <w:lang w:val="hu-HU"/>
-        </w:rPr>
-        <w:t>avg_temperature</w:t>
-      </w:r>
-      <w:proofErr w:type="spellEnd"/>
-      <w:r>
-        <w:rPr>
-          <w:rFonts w:ascii="Courier New" w:eastAsia="Courier New" w:hAnsi="Courier New" w:cs="Courier New"/>
-          <w:color w:val="FFFFFF"/>
-          <w:sz w:val="20"/>
-          <w:szCs w:val="20"/>
-          <w:lang w:val="hu-HU"/>
-        </w:rPr>
-        <w:t xml:space="preserve"> </w:t>
+        <w:t xml:space="preserve">    ORDER BY avg_temperature </w:t>
       </w:r>
       <w:proofErr w:type="gramStart"/>
       <w:r>
@@ -4925,29 +3181,7 @@
           <w:szCs w:val="20"/>
           <w:lang w:val="hu-HU"/>
         </w:rPr>
-        <w:t xml:space="preserve">        </w:t>
-      </w:r>
-      <w:proofErr w:type="spellStart"/>
-      <w:r>
-        <w:rPr>
-          <w:rFonts w:ascii="Courier New" w:eastAsia="Courier New" w:hAnsi="Courier New" w:cs="Courier New"/>
-          <w:color w:val="FFFFFF"/>
-          <w:sz w:val="20"/>
-          <w:szCs w:val="20"/>
-          <w:lang w:val="hu-HU"/>
-        </w:rPr>
-        <w:t>city_name</w:t>
-      </w:r>
-      <w:proofErr w:type="spellEnd"/>
-      <w:r>
-        <w:rPr>
-          <w:rFonts w:ascii="Courier New" w:eastAsia="Courier New" w:hAnsi="Courier New" w:cs="Courier New"/>
-          <w:color w:val="FFFFFF"/>
-          <w:sz w:val="20"/>
-          <w:szCs w:val="20"/>
-          <w:lang w:val="hu-HU"/>
-        </w:rPr>
-        <w:t xml:space="preserve"> AS "Város</w:t>
+        <w:t xml:space="preserve">        city_name AS "Város</w:t>
       </w:r>
       <w:proofErr w:type="gramStart"/>
       <w:r>
@@ -5023,105 +3257,39 @@
           <w:szCs w:val="20"/>
           <w:lang w:val="hu-HU"/>
         </w:rPr>
-        <w:t xml:space="preserve">        </w:t>
-      </w:r>
-      <w:proofErr w:type="spellStart"/>
-      <w:r>
-        <w:rPr>
-          <w:rFonts w:ascii="Courier New" w:eastAsia="Courier New" w:hAnsi="Courier New" w:cs="Courier New"/>
-          <w:color w:val="FFFFFF"/>
-          <w:sz w:val="20"/>
-          <w:szCs w:val="20"/>
-          <w:lang w:val="hu-HU"/>
-        </w:rPr>
-        <w:t>population</w:t>
-      </w:r>
-      <w:proofErr w:type="spellEnd"/>
-      <w:r>
-        <w:rPr>
-          <w:rFonts w:ascii="Courier New" w:eastAsia="Courier New" w:hAnsi="Courier New" w:cs="Courier New"/>
-          <w:color w:val="FFFFFF"/>
-          <w:sz w:val="20"/>
-          <w:szCs w:val="20"/>
-          <w:lang w:val="hu-HU"/>
-        </w:rPr>
-        <w:t xml:space="preserve"> AS "Népesség"    </w:t>
-      </w:r>
-      <w:r>
-        <w:rPr>
-          <w:lang w:val="hu-HU"/>
-        </w:rPr>
-        <w:br/>
-      </w:r>
-      <w:r>
-        <w:rPr>
-          <w:rFonts w:ascii="Courier New" w:eastAsia="Courier New" w:hAnsi="Courier New" w:cs="Courier New"/>
-          <w:color w:val="FFFFFF"/>
-          <w:sz w:val="20"/>
-          <w:szCs w:val="20"/>
-          <w:lang w:val="hu-HU"/>
-        </w:rPr>
-        <w:t xml:space="preserve">    FROM </w:t>
-      </w:r>
-      <w:proofErr w:type="spellStart"/>
-      <w:r>
-        <w:rPr>
-          <w:rFonts w:ascii="Courier New" w:eastAsia="Courier New" w:hAnsi="Courier New" w:cs="Courier New"/>
-          <w:color w:val="FFFFFF"/>
-          <w:sz w:val="20"/>
-          <w:szCs w:val="20"/>
-          <w:lang w:val="hu-HU"/>
-        </w:rPr>
-        <w:t>dim_cities</w:t>
-      </w:r>
-      <w:proofErr w:type="spellEnd"/>
-      <w:r>
-        <w:rPr>
-          <w:rFonts w:ascii="Courier New" w:eastAsia="Courier New" w:hAnsi="Courier New" w:cs="Courier New"/>
-          <w:color w:val="FFFFFF"/>
-          <w:sz w:val="20"/>
-          <w:szCs w:val="20"/>
-          <w:lang w:val="hu-HU"/>
-        </w:rPr>
-        <w:t xml:space="preserve">    </w:t>
-      </w:r>
-      <w:r>
-        <w:rPr>
-          <w:lang w:val="hu-HU"/>
-        </w:rPr>
-        <w:br/>
-      </w:r>
-      <w:r>
-        <w:rPr>
-          <w:rFonts w:ascii="Courier New" w:eastAsia="Courier New" w:hAnsi="Courier New" w:cs="Courier New"/>
-          <w:color w:val="FFFFFF"/>
-          <w:sz w:val="20"/>
-          <w:szCs w:val="20"/>
-          <w:lang w:val="hu-HU"/>
-        </w:rPr>
-        <w:t xml:space="preserve">    ORDER BY </w:t>
-      </w:r>
-      <w:proofErr w:type="spellStart"/>
-      <w:r>
-        <w:rPr>
-          <w:rFonts w:ascii="Courier New" w:eastAsia="Courier New" w:hAnsi="Courier New" w:cs="Courier New"/>
-          <w:color w:val="FFFFFF"/>
-          <w:sz w:val="20"/>
-          <w:szCs w:val="20"/>
-          <w:lang w:val="hu-HU"/>
-        </w:rPr>
-        <w:t>population</w:t>
-      </w:r>
-      <w:proofErr w:type="spellEnd"/>
-      <w:r>
-        <w:rPr>
-          <w:rFonts w:ascii="Courier New" w:eastAsia="Courier New" w:hAnsi="Courier New" w:cs="Courier New"/>
-          <w:color w:val="FFFFFF"/>
-          <w:sz w:val="20"/>
-          <w:szCs w:val="20"/>
-          <w:lang w:val="hu-HU"/>
-        </w:rPr>
-        <w:t xml:space="preserve"> </w:t>
+        <w:t xml:space="preserve">        population AS "Népesség"    </w:t>
+      </w:r>
+      <w:r>
+        <w:rPr>
+          <w:lang w:val="hu-HU"/>
+        </w:rPr>
+        <w:br/>
+      </w:r>
+      <w:r>
+        <w:rPr>
+          <w:rFonts w:ascii="Courier New" w:eastAsia="Courier New" w:hAnsi="Courier New" w:cs="Courier New"/>
+          <w:color w:val="FFFFFF"/>
+          <w:sz w:val="20"/>
+          <w:szCs w:val="20"/>
+          <w:lang w:val="hu-HU"/>
+        </w:rPr>
+        <w:t xml:space="preserve">    FROM dim_cities    </w:t>
+      </w:r>
+      <w:r>
+        <w:rPr>
+          <w:lang w:val="hu-HU"/>
+        </w:rPr>
+        <w:br/>
+      </w:r>
+      <w:r>
+        <w:rPr>
+          <w:rFonts w:ascii="Courier New" w:eastAsia="Courier New" w:hAnsi="Courier New" w:cs="Courier New"/>
+          <w:color w:val="FFFFFF"/>
+          <w:sz w:val="20"/>
+          <w:szCs w:val="20"/>
+          <w:lang w:val="hu-HU"/>
+        </w:rPr>
+        <w:t xml:space="preserve">    ORDER BY population </w:t>
       </w:r>
       <w:proofErr w:type="gramStart"/>
       <w:r>
@@ -5254,525 +3422,151 @@
           <w:szCs w:val="20"/>
           <w:lang w:val="hu-HU"/>
         </w:rPr>
-        <w:t xml:space="preserve">        DATE(</w:t>
-      </w:r>
-      <w:proofErr w:type="spellStart"/>
-      <w:r>
-        <w:rPr>
-          <w:rFonts w:ascii="Courier New" w:eastAsia="Courier New" w:hAnsi="Courier New" w:cs="Courier New"/>
-          <w:color w:val="FFFFFF"/>
-          <w:sz w:val="20"/>
-          <w:szCs w:val="20"/>
-          <w:lang w:val="hu-HU"/>
-        </w:rPr>
-        <w:t>d.full_datetime</w:t>
-      </w:r>
-      <w:proofErr w:type="spellEnd"/>
-      <w:r>
-        <w:rPr>
-          <w:rFonts w:ascii="Courier New" w:eastAsia="Courier New" w:hAnsi="Courier New" w:cs="Courier New"/>
-          <w:color w:val="FFFFFF"/>
-          <w:sz w:val="20"/>
-          <w:szCs w:val="20"/>
-          <w:lang w:val="hu-HU"/>
-        </w:rPr>
-        <w:t xml:space="preserve">) AS "Nap",    </w:t>
-      </w:r>
-      <w:r>
-        <w:rPr>
-          <w:lang w:val="hu-HU"/>
-        </w:rPr>
-        <w:br/>
-      </w:r>
-      <w:r>
-        <w:rPr>
-          <w:rFonts w:ascii="Courier New" w:eastAsia="Courier New" w:hAnsi="Courier New" w:cs="Courier New"/>
-          <w:color w:val="FFFFFF"/>
-          <w:sz w:val="20"/>
-          <w:szCs w:val="20"/>
-          <w:lang w:val="hu-HU"/>
-        </w:rPr>
-        <w:t xml:space="preserve">        </w:t>
-      </w:r>
-      <w:proofErr w:type="spellStart"/>
-      <w:r>
-        <w:rPr>
-          <w:rFonts w:ascii="Courier New" w:eastAsia="Courier New" w:hAnsi="Courier New" w:cs="Courier New"/>
-          <w:color w:val="FFFFFF"/>
-          <w:sz w:val="20"/>
-          <w:szCs w:val="20"/>
-          <w:lang w:val="hu-HU"/>
-        </w:rPr>
-        <w:t>c.city_name</w:t>
-      </w:r>
-      <w:proofErr w:type="spellEnd"/>
-      <w:r>
-        <w:rPr>
-          <w:rFonts w:ascii="Courier New" w:eastAsia="Courier New" w:hAnsi="Courier New" w:cs="Courier New"/>
-          <w:color w:val="FFFFFF"/>
-          <w:sz w:val="20"/>
-          <w:szCs w:val="20"/>
-          <w:lang w:val="hu-HU"/>
-        </w:rPr>
-        <w:t xml:space="preserve"> AS "Város",    </w:t>
-      </w:r>
-      <w:r>
-        <w:rPr>
-          <w:lang w:val="hu-HU"/>
-        </w:rPr>
-        <w:br/>
-      </w:r>
-      <w:r>
-        <w:rPr>
-          <w:rFonts w:ascii="Courier New" w:eastAsia="Courier New" w:hAnsi="Courier New" w:cs="Courier New"/>
-          <w:color w:val="FFFFFF"/>
-          <w:sz w:val="20"/>
-          <w:szCs w:val="20"/>
-          <w:lang w:val="hu-HU"/>
-        </w:rPr>
-        <w:t xml:space="preserve">        ROUND(AVG(</w:t>
-      </w:r>
-      <w:proofErr w:type="spellStart"/>
-      <w:r>
-        <w:rPr>
-          <w:rFonts w:ascii="Courier New" w:eastAsia="Courier New" w:hAnsi="Courier New" w:cs="Courier New"/>
-          <w:color w:val="FFFFFF"/>
-          <w:sz w:val="20"/>
-          <w:szCs w:val="20"/>
-          <w:lang w:val="hu-HU"/>
-        </w:rPr>
-        <w:t>w.temperature</w:t>
-      </w:r>
-      <w:proofErr w:type="spellEnd"/>
-      <w:r>
-        <w:rPr>
-          <w:rFonts w:ascii="Courier New" w:eastAsia="Courier New" w:hAnsi="Courier New" w:cs="Courier New"/>
-          <w:color w:val="FFFFFF"/>
-          <w:sz w:val="20"/>
-          <w:szCs w:val="20"/>
-          <w:lang w:val="hu-HU"/>
-        </w:rPr>
-        <w:t xml:space="preserve">), 2) AS "Napi Átlaghőmérséklet (°C)",    </w:t>
-      </w:r>
-      <w:r>
-        <w:rPr>
-          <w:lang w:val="hu-HU"/>
-        </w:rPr>
-        <w:br/>
-      </w:r>
-      <w:r>
-        <w:rPr>
-          <w:rFonts w:ascii="Courier New" w:eastAsia="Courier New" w:hAnsi="Courier New" w:cs="Courier New"/>
-          <w:color w:val="FFFFFF"/>
-          <w:sz w:val="20"/>
-          <w:szCs w:val="20"/>
-          <w:lang w:val="hu-HU"/>
-        </w:rPr>
-        <w:t xml:space="preserve">        ROUND(AVG(</w:t>
-      </w:r>
-      <w:proofErr w:type="spellStart"/>
-      <w:r>
-        <w:rPr>
-          <w:rFonts w:ascii="Courier New" w:eastAsia="Courier New" w:hAnsi="Courier New" w:cs="Courier New"/>
-          <w:color w:val="FFFFFF"/>
-          <w:sz w:val="20"/>
-          <w:szCs w:val="20"/>
-          <w:lang w:val="hu-HU"/>
-        </w:rPr>
-        <w:t>w.wind_speed</w:t>
-      </w:r>
-      <w:proofErr w:type="spellEnd"/>
-      <w:r>
-        <w:rPr>
-          <w:rFonts w:ascii="Courier New" w:eastAsia="Courier New" w:hAnsi="Courier New" w:cs="Courier New"/>
-          <w:color w:val="FFFFFF"/>
-          <w:sz w:val="20"/>
-          <w:szCs w:val="20"/>
-          <w:lang w:val="hu-HU"/>
-        </w:rPr>
-        <w:t xml:space="preserve">), 2) AS "Napi Átlag Szélsebesség (km/h)",    </w:t>
-      </w:r>
-      <w:r>
-        <w:rPr>
-          <w:lang w:val="hu-HU"/>
-        </w:rPr>
-        <w:br/>
-      </w:r>
-      <w:r>
-        <w:rPr>
-          <w:rFonts w:ascii="Courier New" w:eastAsia="Courier New" w:hAnsi="Courier New" w:cs="Courier New"/>
-          <w:color w:val="FFFFFF"/>
-          <w:sz w:val="20"/>
-          <w:szCs w:val="20"/>
-          <w:lang w:val="hu-HU"/>
-        </w:rPr>
-        <w:t xml:space="preserve">        ROUND(AVG(</w:t>
-      </w:r>
-      <w:proofErr w:type="spellStart"/>
-      <w:r>
-        <w:rPr>
-          <w:rFonts w:ascii="Courier New" w:eastAsia="Courier New" w:hAnsi="Courier New" w:cs="Courier New"/>
-          <w:color w:val="FFFFFF"/>
-          <w:sz w:val="20"/>
-          <w:szCs w:val="20"/>
-          <w:lang w:val="hu-HU"/>
-        </w:rPr>
-        <w:t>w.humidity</w:t>
-      </w:r>
-      <w:proofErr w:type="spellEnd"/>
-      <w:r>
-        <w:rPr>
-          <w:rFonts w:ascii="Courier New" w:eastAsia="Courier New" w:hAnsi="Courier New" w:cs="Courier New"/>
-          <w:color w:val="FFFFFF"/>
-          <w:sz w:val="20"/>
-          <w:szCs w:val="20"/>
-          <w:lang w:val="hu-HU"/>
-        </w:rPr>
-        <w:t xml:space="preserve">), 0) AS "Napi Átlag Páratartalom (%)"    </w:t>
-      </w:r>
-      <w:r>
-        <w:rPr>
-          <w:lang w:val="hu-HU"/>
-        </w:rPr>
-        <w:br/>
-      </w:r>
-      <w:r>
-        <w:rPr>
-          <w:rFonts w:ascii="Courier New" w:eastAsia="Courier New" w:hAnsi="Courier New" w:cs="Courier New"/>
-          <w:color w:val="FFFFFF"/>
-          <w:sz w:val="20"/>
-          <w:szCs w:val="20"/>
-          <w:lang w:val="hu-HU"/>
-        </w:rPr>
-        <w:t xml:space="preserve">    FROM </w:t>
-      </w:r>
-      <w:proofErr w:type="spellStart"/>
-      <w:r>
-        <w:rPr>
-          <w:rFonts w:ascii="Courier New" w:eastAsia="Courier New" w:hAnsi="Courier New" w:cs="Courier New"/>
-          <w:color w:val="FFFFFF"/>
-          <w:sz w:val="20"/>
-          <w:szCs w:val="20"/>
-          <w:lang w:val="hu-HU"/>
-        </w:rPr>
-        <w:t>fact_weather</w:t>
-      </w:r>
-      <w:proofErr w:type="spellEnd"/>
-      <w:r>
-        <w:rPr>
-          <w:rFonts w:ascii="Courier New" w:eastAsia="Courier New" w:hAnsi="Courier New" w:cs="Courier New"/>
-          <w:color w:val="FFFFFF"/>
-          <w:sz w:val="20"/>
-          <w:szCs w:val="20"/>
-          <w:lang w:val="hu-HU"/>
-        </w:rPr>
-        <w:t xml:space="preserve"> w    </w:t>
-      </w:r>
-      <w:r>
-        <w:rPr>
-          <w:lang w:val="hu-HU"/>
-        </w:rPr>
-        <w:br/>
-      </w:r>
-      <w:r>
-        <w:rPr>
-          <w:rFonts w:ascii="Courier New" w:eastAsia="Courier New" w:hAnsi="Courier New" w:cs="Courier New"/>
-          <w:color w:val="FFFFFF"/>
-          <w:sz w:val="20"/>
-          <w:szCs w:val="20"/>
-          <w:lang w:val="hu-HU"/>
-        </w:rPr>
-        <w:t xml:space="preserve">    JOIN </w:t>
-      </w:r>
-      <w:proofErr w:type="spellStart"/>
-      <w:r>
-        <w:rPr>
-          <w:rFonts w:ascii="Courier New" w:eastAsia="Courier New" w:hAnsi="Courier New" w:cs="Courier New"/>
-          <w:color w:val="FFFFFF"/>
-          <w:sz w:val="20"/>
-          <w:szCs w:val="20"/>
-          <w:lang w:val="hu-HU"/>
-        </w:rPr>
-        <w:t>dim_cities</w:t>
-      </w:r>
-      <w:proofErr w:type="spellEnd"/>
-      <w:r>
-        <w:rPr>
-          <w:rFonts w:ascii="Courier New" w:eastAsia="Courier New" w:hAnsi="Courier New" w:cs="Courier New"/>
-          <w:color w:val="FFFFFF"/>
-          <w:sz w:val="20"/>
-          <w:szCs w:val="20"/>
-          <w:lang w:val="hu-HU"/>
-        </w:rPr>
-        <w:t xml:space="preserve"> c ON </w:t>
-      </w:r>
-      <w:proofErr w:type="spellStart"/>
-      <w:r>
-        <w:rPr>
-          <w:rFonts w:ascii="Courier New" w:eastAsia="Courier New" w:hAnsi="Courier New" w:cs="Courier New"/>
-          <w:color w:val="FFFFFF"/>
-          <w:sz w:val="20"/>
-          <w:szCs w:val="20"/>
-          <w:lang w:val="hu-HU"/>
-        </w:rPr>
-        <w:t>w.city_id</w:t>
-      </w:r>
-      <w:proofErr w:type="spellEnd"/>
-      <w:r>
-        <w:rPr>
-          <w:rFonts w:ascii="Courier New" w:eastAsia="Courier New" w:hAnsi="Courier New" w:cs="Courier New"/>
-          <w:color w:val="FFFFFF"/>
-          <w:sz w:val="20"/>
-          <w:szCs w:val="20"/>
-          <w:lang w:val="hu-HU"/>
-        </w:rPr>
-        <w:t xml:space="preserve"> = </w:t>
-      </w:r>
-      <w:proofErr w:type="spellStart"/>
-      <w:r>
-        <w:rPr>
-          <w:rFonts w:ascii="Courier New" w:eastAsia="Courier New" w:hAnsi="Courier New" w:cs="Courier New"/>
-          <w:color w:val="FFFFFF"/>
-          <w:sz w:val="20"/>
-          <w:szCs w:val="20"/>
-          <w:lang w:val="hu-HU"/>
-        </w:rPr>
-        <w:t>c.city_id</w:t>
-      </w:r>
-      <w:proofErr w:type="spellEnd"/>
-      <w:r>
-        <w:rPr>
-          <w:rFonts w:ascii="Courier New" w:eastAsia="Courier New" w:hAnsi="Courier New" w:cs="Courier New"/>
-          <w:color w:val="FFFFFF"/>
-          <w:sz w:val="20"/>
-          <w:szCs w:val="20"/>
-          <w:lang w:val="hu-HU"/>
-        </w:rPr>
-        <w:t xml:space="preserve">    </w:t>
-      </w:r>
-      <w:r>
-        <w:rPr>
-          <w:lang w:val="hu-HU"/>
-        </w:rPr>
-        <w:br/>
-      </w:r>
-      <w:r>
-        <w:rPr>
-          <w:rFonts w:ascii="Courier New" w:eastAsia="Courier New" w:hAnsi="Courier New" w:cs="Courier New"/>
-          <w:color w:val="FFFFFF"/>
-          <w:sz w:val="20"/>
-          <w:szCs w:val="20"/>
-          <w:lang w:val="hu-HU"/>
-        </w:rPr>
-        <w:t xml:space="preserve">    JOIN </w:t>
-      </w:r>
-      <w:proofErr w:type="spellStart"/>
-      <w:r>
-        <w:rPr>
-          <w:rFonts w:ascii="Courier New" w:eastAsia="Courier New" w:hAnsi="Courier New" w:cs="Courier New"/>
-          <w:color w:val="FFFFFF"/>
-          <w:sz w:val="20"/>
-          <w:szCs w:val="20"/>
-          <w:lang w:val="hu-HU"/>
-        </w:rPr>
-        <w:t>dim_date</w:t>
-      </w:r>
-      <w:proofErr w:type="spellEnd"/>
-      <w:r>
-        <w:rPr>
-          <w:rFonts w:ascii="Courier New" w:eastAsia="Courier New" w:hAnsi="Courier New" w:cs="Courier New"/>
-          <w:color w:val="FFFFFF"/>
-          <w:sz w:val="20"/>
-          <w:szCs w:val="20"/>
-          <w:lang w:val="hu-HU"/>
-        </w:rPr>
-        <w:t xml:space="preserve"> d ON </w:t>
-      </w:r>
-      <w:proofErr w:type="spellStart"/>
-      <w:r>
-        <w:rPr>
-          <w:rFonts w:ascii="Courier New" w:eastAsia="Courier New" w:hAnsi="Courier New" w:cs="Courier New"/>
-          <w:color w:val="FFFFFF"/>
-          <w:sz w:val="20"/>
-          <w:szCs w:val="20"/>
-          <w:lang w:val="hu-HU"/>
-        </w:rPr>
-        <w:t>w.date_id</w:t>
-      </w:r>
-      <w:proofErr w:type="spellEnd"/>
-      <w:r>
-        <w:rPr>
-          <w:rFonts w:ascii="Courier New" w:eastAsia="Courier New" w:hAnsi="Courier New" w:cs="Courier New"/>
-          <w:color w:val="FFFFFF"/>
-          <w:sz w:val="20"/>
-          <w:szCs w:val="20"/>
-          <w:lang w:val="hu-HU"/>
-        </w:rPr>
-        <w:t xml:space="preserve"> = </w:t>
-      </w:r>
-      <w:proofErr w:type="spellStart"/>
-      <w:r>
-        <w:rPr>
-          <w:rFonts w:ascii="Courier New" w:eastAsia="Courier New" w:hAnsi="Courier New" w:cs="Courier New"/>
-          <w:color w:val="FFFFFF"/>
-          <w:sz w:val="20"/>
-          <w:szCs w:val="20"/>
-          <w:lang w:val="hu-HU"/>
-        </w:rPr>
-        <w:t>d.date_id</w:t>
-      </w:r>
-      <w:proofErr w:type="spellEnd"/>
-      <w:r>
-        <w:rPr>
-          <w:rFonts w:ascii="Courier New" w:eastAsia="Courier New" w:hAnsi="Courier New" w:cs="Courier New"/>
-          <w:color w:val="FFFFFF"/>
-          <w:sz w:val="20"/>
-          <w:szCs w:val="20"/>
-          <w:lang w:val="hu-HU"/>
-        </w:rPr>
-        <w:t xml:space="preserve">    </w:t>
-      </w:r>
-      <w:r>
-        <w:rPr>
-          <w:lang w:val="hu-HU"/>
-        </w:rPr>
-        <w:br/>
-      </w:r>
-      <w:r>
-        <w:rPr>
-          <w:rFonts w:ascii="Courier New" w:eastAsia="Courier New" w:hAnsi="Courier New" w:cs="Courier New"/>
-          <w:color w:val="FFFFFF"/>
-          <w:sz w:val="20"/>
-          <w:szCs w:val="20"/>
-          <w:lang w:val="hu-HU"/>
-        </w:rPr>
-        <w:t xml:space="preserve">    WHERE DATE(</w:t>
-      </w:r>
-      <w:proofErr w:type="spellStart"/>
-      <w:r>
-        <w:rPr>
-          <w:rFonts w:ascii="Courier New" w:eastAsia="Courier New" w:hAnsi="Courier New" w:cs="Courier New"/>
-          <w:color w:val="FFFFFF"/>
-          <w:sz w:val="20"/>
-          <w:szCs w:val="20"/>
-          <w:lang w:val="hu-HU"/>
-        </w:rPr>
-        <w:t>d.full_datetime</w:t>
-      </w:r>
-      <w:proofErr w:type="spellEnd"/>
-      <w:r>
-        <w:rPr>
-          <w:rFonts w:ascii="Courier New" w:eastAsia="Courier New" w:hAnsi="Courier New" w:cs="Courier New"/>
-          <w:color w:val="FFFFFF"/>
-          <w:sz w:val="20"/>
-          <w:szCs w:val="20"/>
-          <w:lang w:val="hu-HU"/>
-        </w:rPr>
-        <w:t>) = (SELECT MAX(DATE(</w:t>
-      </w:r>
-      <w:proofErr w:type="spellStart"/>
-      <w:r>
-        <w:rPr>
-          <w:rFonts w:ascii="Courier New" w:eastAsia="Courier New" w:hAnsi="Courier New" w:cs="Courier New"/>
-          <w:color w:val="FFFFFF"/>
-          <w:sz w:val="20"/>
-          <w:szCs w:val="20"/>
-          <w:lang w:val="hu-HU"/>
-        </w:rPr>
-        <w:t>full_datetime</w:t>
-      </w:r>
-      <w:proofErr w:type="spellEnd"/>
-      <w:r>
-        <w:rPr>
-          <w:rFonts w:ascii="Courier New" w:eastAsia="Courier New" w:hAnsi="Courier New" w:cs="Courier New"/>
-          <w:color w:val="FFFFFF"/>
-          <w:sz w:val="20"/>
-          <w:szCs w:val="20"/>
-          <w:lang w:val="hu-HU"/>
-        </w:rPr>
-        <w:t xml:space="preserve">)) FROM </w:t>
-      </w:r>
-      <w:proofErr w:type="spellStart"/>
-      <w:r>
-        <w:rPr>
-          <w:rFonts w:ascii="Courier New" w:eastAsia="Courier New" w:hAnsi="Courier New" w:cs="Courier New"/>
-          <w:color w:val="FFFFFF"/>
-          <w:sz w:val="20"/>
-          <w:szCs w:val="20"/>
-          <w:lang w:val="hu-HU"/>
-        </w:rPr>
-        <w:t>dim_date</w:t>
-      </w:r>
-      <w:proofErr w:type="spellEnd"/>
-      <w:r>
-        <w:rPr>
-          <w:rFonts w:ascii="Courier New" w:eastAsia="Courier New" w:hAnsi="Courier New" w:cs="Courier New"/>
-          <w:color w:val="FFFFFF"/>
-          <w:sz w:val="20"/>
-          <w:szCs w:val="20"/>
-          <w:lang w:val="hu-HU"/>
-        </w:rPr>
-        <w:t xml:space="preserve">)    </w:t>
-      </w:r>
-      <w:r>
-        <w:rPr>
-          <w:lang w:val="hu-HU"/>
-        </w:rPr>
-        <w:br/>
-      </w:r>
-      <w:r>
-        <w:rPr>
-          <w:rFonts w:ascii="Courier New" w:eastAsia="Courier New" w:hAnsi="Courier New" w:cs="Courier New"/>
-          <w:color w:val="FFFFFF"/>
-          <w:sz w:val="20"/>
-          <w:szCs w:val="20"/>
-          <w:lang w:val="hu-HU"/>
-        </w:rPr>
-        <w:t xml:space="preserve">    GROUP BY DATE(</w:t>
-      </w:r>
-      <w:proofErr w:type="spellStart"/>
-      <w:r>
-        <w:rPr>
-          <w:rFonts w:ascii="Courier New" w:eastAsia="Courier New" w:hAnsi="Courier New" w:cs="Courier New"/>
-          <w:color w:val="FFFFFF"/>
-          <w:sz w:val="20"/>
-          <w:szCs w:val="20"/>
-          <w:lang w:val="hu-HU"/>
-        </w:rPr>
-        <w:t>d.full_datetime</w:t>
-      </w:r>
-      <w:proofErr w:type="spellEnd"/>
-      <w:r>
-        <w:rPr>
-          <w:rFonts w:ascii="Courier New" w:eastAsia="Courier New" w:hAnsi="Courier New" w:cs="Courier New"/>
-          <w:color w:val="FFFFFF"/>
-          <w:sz w:val="20"/>
-          <w:szCs w:val="20"/>
-          <w:lang w:val="hu-HU"/>
-        </w:rPr>
-        <w:t xml:space="preserve">), </w:t>
-      </w:r>
-      <w:proofErr w:type="spellStart"/>
-      <w:r>
-        <w:rPr>
-          <w:rFonts w:ascii="Courier New" w:eastAsia="Courier New" w:hAnsi="Courier New" w:cs="Courier New"/>
-          <w:color w:val="FFFFFF"/>
-          <w:sz w:val="20"/>
-          <w:szCs w:val="20"/>
-          <w:lang w:val="hu-HU"/>
-        </w:rPr>
-        <w:t>c.city_name</w:t>
-      </w:r>
-      <w:proofErr w:type="spellEnd"/>
-      <w:r>
-        <w:rPr>
-          <w:rFonts w:ascii="Courier New" w:eastAsia="Courier New" w:hAnsi="Courier New" w:cs="Courier New"/>
-          <w:color w:val="FFFFFF"/>
-          <w:sz w:val="20"/>
-          <w:szCs w:val="20"/>
-          <w:lang w:val="hu-HU"/>
-        </w:rPr>
-        <w:t xml:space="preserve">    </w:t>
+        <w:t xml:space="preserve">        DATE(d.full_datetime) AS "Nap",    </w:t>
+      </w:r>
+      <w:r>
+        <w:rPr>
+          <w:lang w:val="hu-HU"/>
+        </w:rPr>
+        <w:br/>
+      </w:r>
+      <w:r>
+        <w:rPr>
+          <w:rFonts w:ascii="Courier New" w:eastAsia="Courier New" w:hAnsi="Courier New" w:cs="Courier New"/>
+          <w:color w:val="FFFFFF"/>
+          <w:sz w:val="20"/>
+          <w:szCs w:val="20"/>
+          <w:lang w:val="hu-HU"/>
+        </w:rPr>
+        <w:t xml:space="preserve">        c.city_name AS "Város",    </w:t>
+      </w:r>
+      <w:r>
+        <w:rPr>
+          <w:lang w:val="hu-HU"/>
+        </w:rPr>
+        <w:br/>
+      </w:r>
+      <w:r>
+        <w:rPr>
+          <w:rFonts w:ascii="Courier New" w:eastAsia="Courier New" w:hAnsi="Courier New" w:cs="Courier New"/>
+          <w:color w:val="FFFFFF"/>
+          <w:sz w:val="20"/>
+          <w:szCs w:val="20"/>
+          <w:lang w:val="hu-HU"/>
+        </w:rPr>
+        <w:t xml:space="preserve">        ROUND(AVG(w.temperature), 2) AS "Napi Átlaghőmérséklet (°C)",    </w:t>
+      </w:r>
+      <w:r>
+        <w:rPr>
+          <w:lang w:val="hu-HU"/>
+        </w:rPr>
+        <w:br/>
+      </w:r>
+      <w:r>
+        <w:rPr>
+          <w:rFonts w:ascii="Courier New" w:eastAsia="Courier New" w:hAnsi="Courier New" w:cs="Courier New"/>
+          <w:color w:val="FFFFFF"/>
+          <w:sz w:val="20"/>
+          <w:szCs w:val="20"/>
+          <w:lang w:val="hu-HU"/>
+        </w:rPr>
+        <w:t xml:space="preserve">        ROUND(AVG(w.wind_speed), 2) AS "Napi Átlag Szélsebesség (km/h)",    </w:t>
+      </w:r>
+      <w:r>
+        <w:rPr>
+          <w:lang w:val="hu-HU"/>
+        </w:rPr>
+        <w:br/>
+      </w:r>
+      <w:r>
+        <w:rPr>
+          <w:rFonts w:ascii="Courier New" w:eastAsia="Courier New" w:hAnsi="Courier New" w:cs="Courier New"/>
+          <w:color w:val="FFFFFF"/>
+          <w:sz w:val="20"/>
+          <w:szCs w:val="20"/>
+          <w:lang w:val="hu-HU"/>
+        </w:rPr>
+        <w:t xml:space="preserve">        ROUND(AVG(w.humidity), 0) AS "Napi Átlag Páratartalom (%)"    </w:t>
+      </w:r>
+      <w:r>
+        <w:rPr>
+          <w:lang w:val="hu-HU"/>
+        </w:rPr>
+        <w:br/>
+      </w:r>
+      <w:r>
+        <w:rPr>
+          <w:rFonts w:ascii="Courier New" w:eastAsia="Courier New" w:hAnsi="Courier New" w:cs="Courier New"/>
+          <w:color w:val="FFFFFF"/>
+          <w:sz w:val="20"/>
+          <w:szCs w:val="20"/>
+          <w:lang w:val="hu-HU"/>
+        </w:rPr>
+        <w:t xml:space="preserve">    FROM fact_weather w    </w:t>
+      </w:r>
+      <w:r>
+        <w:rPr>
+          <w:lang w:val="hu-HU"/>
+        </w:rPr>
+        <w:br/>
+      </w:r>
+      <w:r>
+        <w:rPr>
+          <w:rFonts w:ascii="Courier New" w:eastAsia="Courier New" w:hAnsi="Courier New" w:cs="Courier New"/>
+          <w:color w:val="FFFFFF"/>
+          <w:sz w:val="20"/>
+          <w:szCs w:val="20"/>
+          <w:lang w:val="hu-HU"/>
+        </w:rPr>
+        <w:t xml:space="preserve">    JOIN dim_cities c ON w.city_id = c.city_id    </w:t>
+      </w:r>
+      <w:r>
+        <w:rPr>
+          <w:lang w:val="hu-HU"/>
+        </w:rPr>
+        <w:br/>
+      </w:r>
+      <w:r>
+        <w:rPr>
+          <w:rFonts w:ascii="Courier New" w:eastAsia="Courier New" w:hAnsi="Courier New" w:cs="Courier New"/>
+          <w:color w:val="FFFFFF"/>
+          <w:sz w:val="20"/>
+          <w:szCs w:val="20"/>
+          <w:lang w:val="hu-HU"/>
+        </w:rPr>
+        <w:t xml:space="preserve">    JOIN dim_date d ON w.date_id = d.date_id    </w:t>
+      </w:r>
+      <w:r>
+        <w:rPr>
+          <w:lang w:val="hu-HU"/>
+        </w:rPr>
+        <w:br/>
+      </w:r>
+      <w:r>
+        <w:rPr>
+          <w:rFonts w:ascii="Courier New" w:eastAsia="Courier New" w:hAnsi="Courier New" w:cs="Courier New"/>
+          <w:color w:val="FFFFFF"/>
+          <w:sz w:val="20"/>
+          <w:szCs w:val="20"/>
+          <w:lang w:val="hu-HU"/>
+        </w:rPr>
+        <w:t xml:space="preserve">    WHERE DATE(d.full_datetime) = (SELECT MAX(DATE(full_datetime)) FROM dim_date)    </w:t>
+      </w:r>
+      <w:r>
+        <w:rPr>
+          <w:lang w:val="hu-HU"/>
+        </w:rPr>
+        <w:br/>
+      </w:r>
+      <w:r>
+        <w:rPr>
+          <w:rFonts w:ascii="Courier New" w:eastAsia="Courier New" w:hAnsi="Courier New" w:cs="Courier New"/>
+          <w:color w:val="FFFFFF"/>
+          <w:sz w:val="20"/>
+          <w:szCs w:val="20"/>
+          <w:lang w:val="hu-HU"/>
+        </w:rPr>
+        <w:t xml:space="preserve">    GROUP BY DATE(d.full_datetime), c.city_name    </w:t>
       </w:r>
       <w:r>
         <w:rPr>
@@ -5919,29 +3713,13 @@
           <w:lang w:val="hu-HU"/>
         </w:rPr>
       </w:pPr>
-      <w:proofErr w:type="spellStart"/>
       <w:r>
         <w:rPr>
           <w:lang w:val="hu-HU"/>
         </w:rPr>
         <w:lastRenderedPageBreak/>
-        <w:t>Metabase</w:t>
-      </w:r>
-      <w:proofErr w:type="spellEnd"/>
-      <w:r>
-        <w:rPr>
-          <w:lang w:val="hu-HU"/>
-        </w:rPr>
-        <w:t xml:space="preserve"> </w:t>
-      </w:r>
-      <w:proofErr w:type="spellStart"/>
-      <w:r>
-        <w:rPr>
-          <w:lang w:val="hu-HU"/>
-        </w:rPr>
-        <w:t>Dashboard</w:t>
-      </w:r>
-      <w:proofErr w:type="spellEnd"/>
+        <w:t>Metabase Dashboard</w:t>
+      </w:r>
     </w:p>
     <w:p>
       <w:pPr>
@@ -5954,21 +3732,7 @@
         <w:rPr>
           <w:lang w:val="hu-HU"/>
         </w:rPr>
-        <w:t xml:space="preserve">A fenti lekérdezésekből összeállított végső, interaktív BI </w:t>
-      </w:r>
-      <w:proofErr w:type="spellStart"/>
-      <w:r>
-        <w:rPr>
-          <w:lang w:val="hu-HU"/>
-        </w:rPr>
-        <w:t>Dashboard</w:t>
-      </w:r>
-      <w:proofErr w:type="spellEnd"/>
-      <w:r>
-        <w:rPr>
-          <w:lang w:val="hu-HU"/>
-        </w:rPr>
-        <w:t>:</w:t>
+        <w:t>A fenti lekérdezésekből összeállított végső, interaktív BI Dashboard:</w:t>
       </w:r>
     </w:p>
     <w:p>
@@ -6043,7 +3807,7 @@
           <w:lang w:val="hu-HU"/>
         </w:rPr>
         <w:drawing>
-          <wp:inline distT="0" distB="0" distL="0" distR="0" wp14:anchorId="546F65DE" wp14:editId="671155EA">
+          <wp:inline distT="0" distB="0" distL="0" distR="0" wp14:anchorId="546F65DE" wp14:editId="51C54970">
             <wp:extent cx="5600700" cy="2586274"/>
             <wp:effectExtent l="0" t="0" r="0" b="5080"/>
             <wp:docPr id="415782560" name="Kép 4"/>
@@ -6876,6 +4640,7 @@
   <w:style w:type="character" w:default="1" w:styleId="Bekezdsalapbettpusa">
     <w:name w:val="Default Paragraph Font"/>
     <w:uiPriority w:val="1"/>
+    <w:semiHidden/>
     <w:unhideWhenUsed/>
   </w:style>
   <w:style w:type="table" w:default="1" w:styleId="Normltblzat">
